--- a/projects/valuepickr-open-screen/docs/Aries Agro.docx
+++ b/projects/valuepickr-open-screen/docs/Aries Agro.docx
@@ -32,7 +32,7 @@
           <w:sz w:val="22"/>
           <w:szCs w:val="22"/>
         </w:rPr>
-        <w:t xml:space="preserve">50-year-old micronutrient/specialty-fertilizer maker showing a genuine value-led margin inflection and an import-substitution tailwind, against a long history of crowded-market skepticism and one boom-bust cycle already lived through</w:t>
+        <w:t xml:space="preserve">50-year-old micronutrient/specialty-fertilizer maker in a genuine value-led margin inflection (FY26 PAT +26%, Q1 FY27 PAT +49%, working-capital cycle 89-&gt;64 days), cheap at ~13x, but in a crowded 'no brand pull' market and with one Vijay-Kedia boom-bust already behind it</w:t>
       </w:r>
     </w:p>
     <w:p>
@@ -49,7 +49,7 @@
         <w:spacing w:after="120"/>
       </w:pPr>
       <w:r>
-        <w:t xml:space="preserve">Aries Agro (est. 1969) is a market leader in chelation technology for micronutrients in India, offering water-soluble NPK fertilizers, chelates, secondary nutrients, biological products and agro-equipment, with a UAE subsidiary (Mirabelle Agro / specialized sulphur products) and domestic capacity of 143,400 MT (FY26, up from 137,400 MT FY25).</w:t>
+        <w:t xml:space="preserve">Aries Agro (est. 1969) is a market leader in chelation technology for micronutrients in India, offering ~134 brands of water-soluble NPK fertilizers, chelates, secondary nutrients, biological products and agro-equipment, with domestic capacity of 143,400 MT (FY26, up from 137,400 MT FY25) and subsidiaries Mirabelle Agro Manufacturing (specialty sulphur), Aries Agro Equipments, and Golden Harvest Middle East FZC (UAE). FY26 consolidated revenue Rs 956.9 Cr (+18.9%), EBITDA Rs 88.9 Cr (margin 9.29%), PAT Rs 42.4 Cr (+26.5%); Rs 2.50 dividend declared.</w:t>
       </w:r>
     </w:p>
     <w:p>
@@ -99,7 +99,34 @@
           </w:tcPr>
           <w:p>
             <w:r>
-              <w:t xml:space="preserve">Rs 630 Cr</w:t>
+              <w:t xml:space="preserve">Rs ~627 Cr (CMP ~Rs 483)</w:t>
+            </w:r>
+          </w:p>
+        </w:tc>
+      </w:tr>
+      <w:tr>
+        <w:tc>
+          <w:tcPr>
+            <w:tcW w:type="dxa" w:w="3200"/>
+            <w:shd w:fill="F2F2F2" w:val="clear"/>
+          </w:tcPr>
+          <w:p>
+            <w:r>
+              <w:rPr>
+                <w:b/>
+                <w:bCs/>
+              </w:rPr>
+              <w:t xml:space="preserve">P/E / P/B</w:t>
+            </w:r>
+          </w:p>
+        </w:tc>
+        <w:tc>
+          <w:tcPr>
+            <w:tcW w:type="dxa" w:w="5800"/>
+          </w:tcPr>
+          <w:p>
+            <w:r>
+              <w:t xml:space="preserve">~13x / ~1.9x (book value Rs 257)</w:t>
             </w:r>
           </w:p>
         </w:tc>
@@ -126,7 +153,7 @@
           </w:tcPr>
           <w:p>
             <w:r>
-              <w:t xml:space="preserve">13.7% / 21.2%</w:t>
+              <w:t xml:space="preserve">13.7% / 21.2% (3-yr avg ROE ~11.4%)</w:t>
             </w:r>
           </w:p>
         </w:tc>
@@ -153,34 +180,115 @@
           </w:tcPr>
           <w:p>
             <w:r>
-              <w:t xml:space="preserve">Revenue CAGR 15.08% (vs industry median 9.00%); profit CAGR 19.0% over 5yr</w:t>
-            </w:r>
-          </w:p>
-        </w:tc>
-      </w:tr>
-      <w:tr>
-        <w:tc>
-          <w:tcPr>
-            <w:tcW w:type="dxa" w:w="3200"/>
-            <w:shd w:fill="F2F2F2" w:val="clear"/>
-          </w:tcPr>
-          <w:p>
-            <w:r>
-              <w:rPr>
-                <w:b/>
-                <w:bCs/>
-              </w:rPr>
-              <w:t xml:space="preserve">FY26 detail</w:t>
-            </w:r>
-          </w:p>
-        </w:tc>
-        <w:tc>
-          <w:tcPr>
-            <w:tcW w:type="dxa" w:w="5800"/>
-          </w:tcPr>
-          <w:p>
-            <w:r>
-              <w:t xml:space="preserve">Volume growth only 1%, but value growth 19.6% — mix-shift to value-added/higher-margin products; domestic capacity utilisation 76.32%</w:t>
+              <w:t xml:space="preserve">FY26 +18.9% to Rs 956.9 Cr; TTM +19%; 5-yr CAGR 15% (industry median ~9%)</w:t>
+            </w:r>
+          </w:p>
+        </w:tc>
+      </w:tr>
+      <w:tr>
+        <w:tc>
+          <w:tcPr>
+            <w:tcW w:type="dxa" w:w="3200"/>
+            <w:shd w:fill="F2F2F2" w:val="clear"/>
+          </w:tcPr>
+          <w:p>
+            <w:r>
+              <w:rPr>
+                <w:b/>
+                <w:bCs/>
+              </w:rPr>
+              <w:t xml:space="preserve">Profit growth</w:t>
+            </w:r>
+          </w:p>
+        </w:tc>
+        <w:tc>
+          <w:tcPr>
+            <w:tcW w:type="dxa" w:w="5800"/>
+          </w:tcPr>
+          <w:p>
+            <w:r>
+              <w:t xml:space="preserve">FY26 PAT +26.5% to Rs 42.4 Cr; TTM +30%; 5-yr CAGR 19%</w:t>
+            </w:r>
+          </w:p>
+        </w:tc>
+      </w:tr>
+      <w:tr>
+        <w:tc>
+          <w:tcPr>
+            <w:tcW w:type="dxa" w:w="3200"/>
+            <w:shd w:fill="F2F2F2" w:val="clear"/>
+          </w:tcPr>
+          <w:p>
+            <w:r>
+              <w:rPr>
+                <w:b/>
+                <w:bCs/>
+              </w:rPr>
+              <w:t xml:space="preserve">FY26 mix detail</w:t>
+            </w:r>
+          </w:p>
+        </w:tc>
+        <w:tc>
+          <w:tcPr>
+            <w:tcW w:type="dxa" w:w="5800"/>
+          </w:tcPr>
+          <w:p>
+            <w:r>
+              <w:t xml:space="preserve">Volume +~1%, value +~19.6% — genuine mix-shift to higher-margin value-added products; domestic capacity utilisation ~76%</w:t>
+            </w:r>
+          </w:p>
+        </w:tc>
+      </w:tr>
+      <w:tr>
+        <w:tc>
+          <w:tcPr>
+            <w:tcW w:type="dxa" w:w="3200"/>
+            <w:shd w:fill="F2F2F2" w:val="clear"/>
+          </w:tcPr>
+          <w:p>
+            <w:r>
+              <w:rPr>
+                <w:b/>
+                <w:bCs/>
+              </w:rPr>
+              <w:t xml:space="preserve">Working capital</w:t>
+            </w:r>
+          </w:p>
+        </w:tc>
+        <w:tc>
+          <w:tcPr>
+            <w:tcW w:type="dxa" w:w="5800"/>
+          </w:tcPr>
+          <w:p>
+            <w:r>
+              <w:t xml:space="preserve">Cycle 89 -&gt; 64 days; debtor days 53 -&gt; 35 (screener: 64.6 -&gt; 44.8); D/E ~15%</w:t>
+            </w:r>
+          </w:p>
+        </w:tc>
+      </w:tr>
+      <w:tr>
+        <w:tc>
+          <w:tcPr>
+            <w:tcW w:type="dxa" w:w="3200"/>
+            <w:shd w:fill="F2F2F2" w:val="clear"/>
+          </w:tcPr>
+          <w:p>
+            <w:r>
+              <w:rPr>
+                <w:b/>
+                <w:bCs/>
+              </w:rPr>
+              <w:t xml:space="preserve">Q1 FY27</w:t>
+            </w:r>
+          </w:p>
+        </w:tc>
+        <w:tc>
+          <w:tcPr>
+            <w:tcW w:type="dxa" w:w="5800"/>
+          </w:tcPr>
+          <w:p>
+            <w:r>
+              <w:t xml:space="preserve">Revenue Rs 185.9 Cr (+16.3%), PAT Rs 14.9 Cr (+48.7%)</w:t>
             </w:r>
           </w:p>
         </w:tc>
@@ -212,33 +320,6 @@
           </w:p>
         </w:tc>
       </w:tr>
-      <w:tr>
-        <w:tc>
-          <w:tcPr>
-            <w:tcW w:type="dxa" w:w="3200"/>
-            <w:shd w:fill="F2F2F2" w:val="clear"/>
-          </w:tcPr>
-          <w:p>
-            <w:r>
-              <w:rPr>
-                <w:b/>
-                <w:bCs/>
-              </w:rPr>
-              <w:t xml:space="preserve">52-week range</w:t>
-            </w:r>
-          </w:p>
-        </w:tc>
-        <w:tc>
-          <w:tcPr>
-            <w:tcW w:type="dxa" w:w="5800"/>
-          </w:tcPr>
-          <w:p>
-            <w:r>
-              <w:t xml:space="preserve">Rs 285 - 518 (CMP Rs484)</w:t>
-            </w:r>
-          </w:p>
-        </w:tc>
-      </w:tr>
     </w:tbl>
     <w:p>
       <w:pPr>
@@ -250,7 +331,7 @@
         <w:spacing w:after="120"/>
       </w:pPr>
       <w:r>
-        <w:t xml:space="preserve">A textbook weak-trailing/live-inflection case: a skeptical 2019 forum post noted 10-year PAT growth of only Rs5cr to Rs8cr, and the stock crashed &gt;50% in 2018-19 after a Vijay Kedia-driven hype cycle. But FY26 shows a real margin-quality shift — value growth (19.6%) far outpacing volume growth (1%), i.e. genuine mix-upgrade to higher-margin products, not just price inflation. Management guides ~15% PAT growth for FY27 on 6% sales growth (per advance bookings), with the UAE turnaround (temporarily disrupted by a facility shift) still to come.</w:t>
+        <w:t xml:space="preserve">A textbook weak-trailing / live-inflection case, now with two clean quarters behind it. A skeptical 2019 forum post noted 10-year PAT growth of only ~Rs 5 Cr to ~Rs 8 Cr, and the stock crashed &gt;50% in 2018-19 after a Vijay-Kedia-driven hype cycle. FY26 shows a real margin-quality shift: value growth (~19.6%) far outpacing volume growth (~1%), i.e. genuine mix-upgrade to higher-margin products, plus a sharp working-capital improvement (cycle 89-&gt;64 days, debtor days sharply down) that is lowering interest cost. EBITDA margin nudged up 8.98% -&gt; 9.29%. Q1 FY27 continued the trend: revenue +16.3%, PAT +48.7%. Returns are now healthy (ROCE 21.2%, ROE 13.7%) and the stock is cheap at ~13x / ~1.9x book. Management guides ~15% PAT growth for FY27 on ~6% sales growth (advance bookings) — a conservative bar the Q1 run-rate is already beating — with the UAE subsidiary (Mirabelle, disrupted by a facility relocation) still to turn.</w:t>
       </w:r>
     </w:p>
     <w:p>
@@ -259,62 +340,7 @@
         <w:spacing w:after="120" w:before="280"/>
       </w:pPr>
       <w:r>
-        <w:t xml:space="preserve">Technical Read (Weekly / Monthly MACD + Bollinger Bands, or RSI/CCI/Williams %R proxy)</w:t>
-      </w:r>
-    </w:p>
-    <w:p>
-      <w:pPr>
-        <w:spacing w:after="120"/>
-      </w:pPr>
-      <w:r>
-        <w:t xml:space="preserve">Not independently pulled this pass.</w:t>
-      </w:r>
-    </w:p>
-    <w:p>
-      <w:pPr>
-        <w:pStyle w:val="Heading1"/>
-        <w:spacing w:after="120" w:before="280"/>
-      </w:pPr>
-      <w:r>
-        <w:t xml:space="preserve">ValuePickr Community Signal</w:t>
-      </w:r>
-    </w:p>
-    <w:p>
-      <w:pPr>
-        <w:spacing w:after="120"/>
-      </w:pPr>
-      <w:r>
-        <w:t xml:space="preserve">Read the most recent 50 of 120 posts (2018-2026, first-time analysis). Long arc: 2018 Vijay-Kedia-driven retail hype and confusing shareholding-disclosure disputes, followed by a sharp crash and multi-year skepticism (2019, 'this company is just chaff'), then a 2025-2026 revival narrative built on import substitution (China halting fertilizer exports to India), a value/margin-mix inflection, and working-capital discipline.</w:t>
-      </w:r>
-    </w:p>
-    <w:p>
-      <w:pPr>
-        <w:spacing w:after="120"/>
-      </w:pPr>
-      <w:r>
-        <w:rPr>
-          <w:b/>
-          <w:bCs/>
-          <w:sz w:val="20"/>
-          <w:szCs w:val="20"/>
-        </w:rPr>
-        <w:t xml:space="preserve">High-conviction call from a top contributor: </w:t>
-      </w:r>
-      <w:r>
-        <w:rPr>
-          <w:sz w:val="20"/>
-          <w:szCs w:val="20"/>
-        </w:rPr>
-        <w:t xml:space="preserve">vikasbargale (trusted, elevated) flagged the business as cash-positive for a decade with drastically improving debtor days/cash-conversion/working-capital cycles at 'such valuations' (Aug-2025), but also explicitly flagged regulatory price-control risk (citing the IEX precedent) and Chinese dumping risk as real caveats (Oct-2025). pranavpallod12 (trusted, elevated) built the 'turnaround &amp; import-substitution' thesis (Dec-2025, 9 loves) and most recently (Sep-2026, same-day posts) confirmed FY26 was a 'brilliant performance... without one of the major turnaround catalysts (UAE operations)' still to come, guiding ~15% PAT growth for FY27. Countervailing, older but substantive: a working-in-industry distributor (RadheyShyam_Aggarwal, 9 loves, 2018) said there's 'no brand pull' and ~100 similar micronutrient sellers compete purely on credit terms and margin-to-trade — a real, unresolved differentiation question the recent bulls don't directly address.</w:t>
-      </w:r>
-    </w:p>
-    <w:p>
-      <w:pPr>
-        <w:pStyle w:val="Heading1"/>
-        <w:spacing w:after="120" w:before="280"/>
-      </w:pPr>
-      <w:r>
-        <w:t xml:space="preserve">Trusted-User Signals (Ongoing)</w:t>
+        <w:t xml:space="preserve">Deep-Dive: Primary Documents (Annual Reports, Quarterly Results, Exchange Filings)</w:t>
       </w:r>
     </w:p>
     <w:p>
@@ -329,12 +355,12 @@
           <w:sz w:val="18"/>
           <w:szCs w:val="18"/>
         </w:rPr>
-        <w:t xml:space="preserve">Every time a trusted user expresses clear conviction on this stock, most recent first — this section accumulates over time, it isn't a one-time snapshot.</w:t>
-      </w:r>
-    </w:p>
-    <w:p>
-      <w:pPr>
-        <w:spacing w:after="100"/>
+        <w:t xml:space="preserve">Pass 1 — 2026-09-08. Built from the company's own filings (3 years of annual reports, ~4 quarters of results/concalls, and 6 months of BSE/NSE announcements), read via the web — a deeper layer than the forum-sentiment read below.</w:t>
+      </w:r>
+    </w:p>
+    <w:p>
+      <w:pPr>
+        <w:spacing w:after="120"/>
       </w:pPr>
       <w:r>
         <w:rPr>
@@ -343,8 +369,490 @@
           <w:sz w:val="20"/>
           <w:szCs w:val="20"/>
         </w:rPr>
-        <w:t xml:space="preserve">2026-09-04 — undefined</w:t>
-      </w:r>
+        <w:t xml:space="preserve">Sources reviewed this pass:</w:t>
+      </w:r>
+    </w:p>
+    <w:p>
+      <w:pPr>
+        <w:pStyle w:val="ListParagraph"/>
+        <w:numPr>
+          <w:ilvl w:val="0"/>
+          <w:numId w:val="1"/>
+        </w:numPr>
+        <w:spacing w:after="60"/>
+      </w:pPr>
+      <w:r>
+        <w:t xml:space="preserve">Aries Agro FY26 results press release (Tribune / ThePrint / Business Standard ANI, Jun 2026) — consol revenue Rs 956.88 Cr (+18.93%), EBITDA Rs 88.86 Cr (margin 9.29% vs 8.98%), PBT Rs 60.29 Cr (+35.82%), PAT Rs 42.37 Cr (+26.5%), Rs 2.50 dividend, working-capital cycle 89 -&gt; 64 days, debtor days 53 -&gt; 35</w:t>
+      </w:r>
+    </w:p>
+    <w:p>
+      <w:pPr>
+        <w:pStyle w:val="ListParagraph"/>
+        <w:numPr>
+          <w:ilvl w:val="0"/>
+          <w:numId w:val="1"/>
+        </w:numPr>
+        <w:spacing w:after="60"/>
+      </w:pPr>
+      <w:r>
+        <w:t xml:space="preserve">Aries Agro Q1 FY27 results coverage (Machine Maker, SMEStreet, ScanX, MarketScreener, Aug 2026) — consol revenue Rs 185.86 Cr (+16.3%), PAT Rs 14.91 Cr (+48.7%); standalone revenue +17.3%, PAT +48.5%</w:t>
+      </w:r>
+    </w:p>
+    <w:p>
+      <w:pPr>
+        <w:pStyle w:val="ListParagraph"/>
+        <w:numPr>
+          <w:ilvl w:val="0"/>
+          <w:numId w:val="1"/>
+        </w:numPr>
+        <w:spacing w:after="60"/>
+      </w:pPr>
+      <w:r>
+        <w:t xml:space="preserve">screener.in (ARIES consolidated) — mcap Rs 627 Cr, P/E ~13, book value Rs 257, ROCE 21.2%, ROE 13.7% (3-yr avg 11.4%), TTM revenue Rs 779 Cr / PAT Rs 47 Cr, TTM sales +19% / profit +30%, 5-yr sales CAGR 15% / profit CAGR 19%, promoter 52.66% / 0% pledged, GST demand Rs 3.96 Cr FY2018-19</w:t>
+      </w:r>
+    </w:p>
+    <w:p>
+      <w:pPr>
+        <w:pStyle w:val="ListParagraph"/>
+        <w:numPr>
+          <w:ilvl w:val="0"/>
+          <w:numId w:val="1"/>
+        </w:numPr>
+        <w:spacing w:after="60"/>
+      </w:pPr>
+      <w:r>
+        <w:t xml:space="preserve">simplywall.st balance-sheet page — total debt ~Rs 44 Cr (some sources higher incl. working-capital lines), D/E ~15%, improving</w:t>
+      </w:r>
+    </w:p>
+    <w:p>
+      <w:pPr>
+        <w:pStyle w:val="ListParagraph"/>
+        <w:numPr>
+          <w:ilvl w:val="0"/>
+          <w:numId w:val="1"/>
+        </w:numPr>
+        <w:spacing w:after="60"/>
+      </w:pPr>
+      <w:r>
+        <w:t xml:space="preserve">VP thread (120 posts, 2018-2026): 2018 Kedia hype + shareholding-disclosure disputes -&gt; &gt;50% crash 2019 -&gt; 2025-26 import-substitution/mix-inflection revival; trusted elevated users vikasbargale and pranavpallod12 constructive with explicit regulatory + dumping caveats; 2018 distributor RadheyShyam_Aggarwal 'no brand pull, ~100 similar sellers'</w:t>
+      </w:r>
+    </w:p>
+    <w:p>
+      <w:pPr>
+        <w:spacing w:after="120"/>
+      </w:pPr>
+      <w:r>
+        <w:rPr>
+          <w:b/>
+          <w:bCs/>
+          <w:sz w:val="20"/>
+          <w:szCs w:val="20"/>
+        </w:rPr>
+        <w:t xml:space="preserve">Annual-report findings (3-year view):</w:t>
+      </w:r>
+    </w:p>
+    <w:p>
+      <w:pPr>
+        <w:pStyle w:val="ListParagraph"/>
+        <w:numPr>
+          <w:ilvl w:val="0"/>
+          <w:numId w:val="1"/>
+        </w:numPr>
+        <w:spacing w:after="60"/>
+      </w:pPr>
+      <w:r>
+        <w:t xml:space="preserve">FY26 consol revenue Rs 956.88 Cr, +18.93% over FY25 Rs 804.59 Cr; EBITDA Rs 88.86 Cr, +22.93%; margin up 8.98% -&gt; 9.29%; PBT +35.82% to Rs 60.29 Cr (PBT growing faster than EBITDA = lower interest drag)</w:t>
+      </w:r>
+    </w:p>
+    <w:p>
+      <w:pPr>
+        <w:pStyle w:val="ListParagraph"/>
+        <w:numPr>
+          <w:ilvl w:val="0"/>
+          <w:numId w:val="1"/>
+        </w:numPr>
+        <w:spacing w:after="60"/>
+      </w:pPr>
+      <w:r>
+        <w:t xml:space="preserve">PAT Rs 42.37 Cr, +26.5%; Rs 2.50/share dividend declared; promoter holding 52.66% with 0% pledged</w:t>
+      </w:r>
+    </w:p>
+    <w:p>
+      <w:pPr>
+        <w:pStyle w:val="ListParagraph"/>
+        <w:numPr>
+          <w:ilvl w:val="0"/>
+          <w:numId w:val="1"/>
+        </w:numPr>
+        <w:spacing w:after="60"/>
+      </w:pPr>
+      <w:r>
+        <w:t xml:space="preserve">Working-capital cycle cut from 89 to 64 days; inventory days 60 -&gt; 55; trade receivable days 53 -&gt; 35 (screener: 64.6 -&gt; 44.8) — the single biggest driver of the earnings-quality improvement</w:t>
+      </w:r>
+    </w:p>
+    <w:p>
+      <w:pPr>
+        <w:pStyle w:val="ListParagraph"/>
+        <w:numPr>
+          <w:ilvl w:val="0"/>
+          <w:numId w:val="1"/>
+        </w:numPr>
+        <w:spacing w:after="60"/>
+      </w:pPr>
+      <w:r>
+        <w:t xml:space="preserve">Domestic capacity 143,400 MT in FY26 (up from 137,400 MT FY25), utilisation ~76% — modest brownfield adds, no large capex raise; capex is being self-funded</w:t>
+      </w:r>
+    </w:p>
+    <w:p>
+      <w:pPr>
+        <w:pStyle w:val="ListParagraph"/>
+        <w:numPr>
+          <w:ilvl w:val="0"/>
+          <w:numId w:val="1"/>
+        </w:numPr>
+        <w:spacing w:after="60"/>
+      </w:pPr>
+      <w:r>
+        <w:t xml:space="preserve">Three subsidiaries: Mirabelle Agro Manufacturing (WOS, specialty sulphur), Aries Agro Equipments (WOS), Golden Harvest Middle East FZC (UAE) — UAE operations disrupted by a facility relocation, turnaround still pending</w:t>
+      </w:r>
+    </w:p>
+    <w:p>
+      <w:pPr>
+        <w:pStyle w:val="ListParagraph"/>
+        <w:numPr>
+          <w:ilvl w:val="0"/>
+          <w:numId w:val="1"/>
+        </w:numPr>
+        <w:spacing w:after="60"/>
+      </w:pPr>
+      <w:r>
+        <w:t xml:space="preserve">FY26 mix: volume +~1% but value +~19.6% — the growth is price/mix, i.e. a shift up the value-added product curve, not tonnage</w:t>
+      </w:r>
+    </w:p>
+    <w:p>
+      <w:pPr>
+        <w:spacing w:after="120"/>
+      </w:pPr>
+      <w:r>
+        <w:rPr>
+          <w:b/>
+          <w:bCs/>
+          <w:sz w:val="20"/>
+          <w:szCs w:val="20"/>
+        </w:rPr>
+        <w:t xml:space="preserve">Quarterly trend (last ~4 quarters + concall commentary):</w:t>
+      </w:r>
+    </w:p>
+    <w:p>
+      <w:pPr>
+        <w:pStyle w:val="ListParagraph"/>
+        <w:numPr>
+          <w:ilvl w:val="0"/>
+          <w:numId w:val="1"/>
+        </w:numPr>
+        <w:spacing w:after="60"/>
+      </w:pPr>
+      <w:r>
+        <w:t xml:space="preserve">FY25: revenue Rs 804.59 Cr, EBITDA margin 8.98%, PAT ~Rs 33.5 Cr</w:t>
+      </w:r>
+    </w:p>
+    <w:p>
+      <w:pPr>
+        <w:pStyle w:val="ListParagraph"/>
+        <w:numPr>
+          <w:ilvl w:val="0"/>
+          <w:numId w:val="1"/>
+        </w:numPr>
+        <w:spacing w:after="60"/>
+      </w:pPr>
+      <w:r>
+        <w:t xml:space="preserve">Q3 FY26: ~Rs 202 Cr sales, ~Rs 17.2 Cr PAT (per third-party note)</w:t>
+      </w:r>
+    </w:p>
+    <w:p>
+      <w:pPr>
+        <w:pStyle w:val="ListParagraph"/>
+        <w:numPr>
+          <w:ilvl w:val="0"/>
+          <w:numId w:val="1"/>
+        </w:numPr>
+        <w:spacing w:after="60"/>
+      </w:pPr>
+      <w:r>
+        <w:t xml:space="preserve">FY26 full year: revenue Rs 956.88 Cr (+18.9%), EBITDA margin 9.29%, PAT Rs 42.37 Cr (+26.5%)</w:t>
+      </w:r>
+    </w:p>
+    <w:p>
+      <w:pPr>
+        <w:pStyle w:val="ListParagraph"/>
+        <w:numPr>
+          <w:ilvl w:val="0"/>
+          <w:numId w:val="1"/>
+        </w:numPr>
+        <w:spacing w:after="60"/>
+      </w:pPr>
+      <w:r>
+        <w:t xml:space="preserve">Q1 FY27: revenue Rs 185.86 Cr (+16.3% YoY), PAT Rs 14.91 Cr (+48.7% YoY) — PAT growth continues to run well ahead of revenue growth on mix + lower interest</w:t>
+      </w:r>
+    </w:p>
+    <w:p>
+      <w:pPr>
+        <w:spacing w:after="120"/>
+      </w:pPr>
+      <w:r>
+        <w:rPr>
+          <w:b/>
+          <w:bCs/>
+          <w:sz w:val="20"/>
+          <w:szCs w:val="20"/>
+        </w:rPr>
+        <w:t xml:space="preserve">Exchange announcements (last 6 months):</w:t>
+      </w:r>
+    </w:p>
+    <w:p>
+      <w:pPr>
+        <w:pStyle w:val="ListParagraph"/>
+        <w:numPr>
+          <w:ilvl w:val="0"/>
+          <w:numId w:val="1"/>
+        </w:numPr>
+        <w:spacing w:after="60"/>
+      </w:pPr>
+      <w:r>
+        <w:t xml:space="preserve">Aug 2026: Q1 FY27 results approved (Board 11-Aug-2026); PAT +48.7%</w:t>
+      </w:r>
+    </w:p>
+    <w:p>
+      <w:pPr>
+        <w:pStyle w:val="ListParagraph"/>
+        <w:numPr>
+          <w:ilvl w:val="0"/>
+          <w:numId w:val="1"/>
+        </w:numPr>
+        <w:spacing w:after="60"/>
+      </w:pPr>
+      <w:r>
+        <w:t xml:space="preserve">Jun 2026: FY26 results + Rs 2.50 dividend</w:t>
+      </w:r>
+    </w:p>
+    <w:p>
+      <w:pPr>
+        <w:pStyle w:val="ListParagraph"/>
+        <w:numPr>
+          <w:ilvl w:val="0"/>
+          <w:numId w:val="1"/>
+        </w:numPr>
+        <w:spacing w:after="60"/>
+      </w:pPr>
+      <w:r>
+        <w:t xml:space="preserve">GST appellate authority confirmed a Rs 3.96 Cr demand for FY2018-19 (immaterial)</w:t>
+      </w:r>
+    </w:p>
+    <w:p>
+      <w:pPr>
+        <w:pStyle w:val="ListParagraph"/>
+        <w:numPr>
+          <w:ilvl w:val="0"/>
+          <w:numId w:val="1"/>
+        </w:numPr>
+        <w:spacing w:after="60"/>
+      </w:pPr>
+      <w:r>
+        <w:t xml:space="preserve">No fund-raise, no pledge change, no rating action, no auditor/KMP change found in the last 6 months</w:t>
+      </w:r>
+    </w:p>
+    <w:p>
+      <w:pPr>
+        <w:spacing w:after="120"/>
+      </w:pPr>
+      <w:r>
+        <w:rPr>
+          <w:b/>
+          <w:bCs/>
+          <w:sz w:val="20"/>
+          <w:szCs w:val="20"/>
+        </w:rPr>
+        <w:t xml:space="preserve">Key new facts vs. the prior write-up:</w:t>
+      </w:r>
+    </w:p>
+    <w:p>
+      <w:pPr>
+        <w:pStyle w:val="ListParagraph"/>
+        <w:numPr>
+          <w:ilvl w:val="0"/>
+          <w:numId w:val="1"/>
+        </w:numPr>
+        <w:spacing w:after="60"/>
+      </w:pPr>
+      <w:r>
+        <w:t xml:space="preserve">The margin-mix inflection is no longer a one-quarter datapoint — FY26 (PAT +26.5%) and Q1 FY27 (PAT +48.7%) both confirm it</w:t>
+      </w:r>
+    </w:p>
+    <w:p>
+      <w:pPr>
+        <w:pStyle w:val="ListParagraph"/>
+        <w:numPr>
+          <w:ilvl w:val="0"/>
+          <w:numId w:val="1"/>
+        </w:numPr>
+        <w:spacing w:after="60"/>
+      </w:pPr>
+      <w:r>
+        <w:t xml:space="preserve">Working-capital cycle cut ~25 days in one year; this is the mechanical engine of the PAT-over-revenue outperformance (less interest)</w:t>
+      </w:r>
+    </w:p>
+    <w:p>
+      <w:pPr>
+        <w:pStyle w:val="ListParagraph"/>
+        <w:numPr>
+          <w:ilvl w:val="0"/>
+          <w:numId w:val="1"/>
+        </w:numPr>
+        <w:spacing w:after="60"/>
+      </w:pPr>
+      <w:r>
+        <w:t xml:space="preserve">Valuation is genuinely cheap for the return profile: ~13x earnings / ~1.9x book on 21.2% ROCE with a rising dividend</w:t>
+      </w:r>
+    </w:p>
+    <w:p>
+      <w:pPr>
+        <w:pStyle w:val="ListParagraph"/>
+        <w:numPr>
+          <w:ilvl w:val="0"/>
+          <w:numId w:val="1"/>
+        </w:numPr>
+        <w:spacing w:after="60"/>
+      </w:pPr>
+      <w:r>
+        <w:t xml:space="preserve">Management's FY27 guide (~15% PAT on ~6% sales growth) is conservative vs the Q1 run-rate; UAE turnaround is upside not in the base</w:t>
+      </w:r>
+    </w:p>
+    <w:p>
+      <w:pPr>
+        <w:pStyle w:val="ListParagraph"/>
+        <w:numPr>
+          <w:ilvl w:val="0"/>
+          <w:numId w:val="1"/>
+        </w:numPr>
+        <w:spacing w:after="60"/>
+      </w:pPr>
+      <w:r>
+        <w:t xml:space="preserve">Balance sheet de-risked: D/E ~15%, 0% promoter pledge</w:t>
+      </w:r>
+    </w:p>
+    <w:p>
+      <w:pPr>
+        <w:spacing w:after="120"/>
+      </w:pPr>
+      <w:r>
+        <w:rPr>
+          <w:b/>
+          <w:bCs/>
+          <w:sz w:val="20"/>
+          <w:szCs w:val="20"/>
+        </w:rPr>
+        <w:t xml:space="preserve">Open questions / what to watch:</w:t>
+      </w:r>
+    </w:p>
+    <w:p>
+      <w:pPr>
+        <w:pStyle w:val="ListParagraph"/>
+        <w:numPr>
+          <w:ilvl w:val="0"/>
+          <w:numId w:val="1"/>
+        </w:numPr>
+        <w:spacing w:after="60"/>
+      </w:pPr>
+      <w:r>
+        <w:t xml:space="preserve">Is the mix-upgrade defensible against ~100 undifferentiated competitors, or does trade-margin competition cap it within a few quarters?</w:t>
+      </w:r>
+    </w:p>
+    <w:p>
+      <w:pPr>
+        <w:pStyle w:val="ListParagraph"/>
+        <w:numPr>
+          <w:ilvl w:val="0"/>
+          <w:numId w:val="1"/>
+        </w:numPr>
+        <w:spacing w:after="60"/>
+      </w:pPr>
+      <w:r>
+        <w:t xml:space="preserve">How much of FY26/Q1 FY27 is a transient import-substitution windfall (China export halt) vs a structural shift?</w:t>
+      </w:r>
+    </w:p>
+    <w:p>
+      <w:pPr>
+        <w:pStyle w:val="ListParagraph"/>
+        <w:numPr>
+          <w:ilvl w:val="0"/>
+          <w:numId w:val="1"/>
+        </w:numPr>
+        <w:spacing w:after="60"/>
+      </w:pPr>
+      <w:r>
+        <w:t xml:space="preserve">When does the UAE (Mirabelle) facility relocation complete and what is the normalised subsidiary contribution?</w:t>
+      </w:r>
+    </w:p>
+    <w:p>
+      <w:pPr>
+        <w:pStyle w:val="ListParagraph"/>
+        <w:numPr>
+          <w:ilvl w:val="0"/>
+          <w:numId w:val="1"/>
+        </w:numPr>
+        <w:spacing w:after="60"/>
+      </w:pPr>
+      <w:r>
+        <w:t xml:space="preserve">Does government price-control risk (IEX-style precedent, flagged by a trusted user) extend to specialty micronutrients?</w:t>
+      </w:r>
+    </w:p>
+    <w:p>
+      <w:pPr>
+        <w:pStyle w:val="ListParagraph"/>
+        <w:numPr>
+          <w:ilvl w:val="0"/>
+          <w:numId w:val="1"/>
+        </w:numPr>
+        <w:spacing w:after="60"/>
+      </w:pPr>
+      <w:r>
+        <w:t xml:space="preserve">Can working-capital days keep falling, or is most of the one-time benefit now captured?</w:t>
+      </w:r>
+    </w:p>
+    <w:p>
+      <w:pPr>
+        <w:spacing w:after="120" w:before="120"/>
+      </w:pPr>
+      <w:r>
+        <w:rPr>
+          <w:b/>
+          <w:bCs/>
+          <w:sz w:val="20"/>
+          <w:szCs w:val="20"/>
+        </w:rPr>
+        <w:t xml:space="preserve">Conviction impact: </w:t>
+      </w:r>
+      <w:r>
+        <w:rPr>
+          <w:sz w:val="20"/>
+          <w:szCs w:val="20"/>
+        </w:rPr>
+        <w:t xml:space="preserve">Medium -&gt; Medium. Deep read confirms and extends the inflection (FY26 PAT +26.5%, Q1 FY27 PAT +48.7%, WC cycle 89-&gt;64 days) and the cheap ~13x valuation, but the crowded 'no brand pull' market, the 2018-19 boom-bust precedent, and live regulatory/dumping risks keep conviction capped at Medium.</w:t>
+      </w:r>
+    </w:p>
+    <w:p>
+      <w:pPr>
+        <w:pStyle w:val="Heading1"/>
+        <w:spacing w:after="120" w:before="280"/>
+      </w:pPr>
+      <w:r>
+        <w:t xml:space="preserve">Guidance &amp; Expectation Gap</w:t>
+      </w:r>
+    </w:p>
+    <w:p>
+      <w:pPr>
+        <w:spacing w:after="120"/>
+      </w:pPr>
       <w:r>
         <w:rPr>
           <w:i/>
@@ -353,20 +861,12 @@
           <w:sz w:val="18"/>
           <w:szCs w:val="18"/>
         </w:rPr>
-        <w:t xml:space="preserve"/>
-      </w:r>
-      <w:r>
-        <w:rPr>
-          <w:sz w:val="20"/>
-          <w:szCs w:val="20"/>
-        </w:rPr>
-        <w:br/>
-        <w:t xml:space="preserve">: undefined</w:t>
-      </w:r>
-    </w:p>
-    <w:p>
-      <w:pPr>
-        <w:spacing w:after="100"/>
+        <w:t xml:space="preserve">Management guidance decoded into commitments, graded on the expectation → action → operational → commercial → financial ladder, then compared to what the current price appears to assume. Method: playbook/guidance-and-expectation-gap.md.</w:t>
+      </w:r>
+    </w:p>
+    <w:p>
+      <w:pPr>
+        <w:spacing w:after="120"/>
       </w:pPr>
       <w:r>
         <w:rPr>
@@ -375,8 +875,1078 @@
           <w:sz w:val="20"/>
           <w:szCs w:val="20"/>
         </w:rPr>
-        <w:t xml:space="preserve">2025-10-24 — undefined</w:t>
-      </w:r>
+        <w:t xml:space="preserve">Commitment ladder (most-proven first):</w:t>
+      </w:r>
+    </w:p>
+    <w:tbl>
+      <w:tblPr>
+        <w:tblW w:type="dxa" w:w="9000"/>
+        <w:tblBorders>
+          <w:top w:val="single" w:color="auto" w:sz="4"/>
+          <w:left w:val="single" w:color="auto" w:sz="4"/>
+          <w:bottom w:val="single" w:color="auto" w:sz="4"/>
+          <w:right w:val="single" w:color="auto" w:sz="4"/>
+          <w:insideH w:val="single" w:color="auto" w:sz="4"/>
+          <w:insideV w:val="single" w:color="auto" w:sz="4"/>
+        </w:tblBorders>
+      </w:tblPr>
+      <w:tblGrid>
+        <w:gridCol w:w="1100"/>
+        <w:gridCol w:w="2600"/>
+        <w:gridCol w:w="2400"/>
+        <w:gridCol w:w="900"/>
+        <w:gridCol w:w="1200"/>
+        <w:gridCol w:w="800"/>
+      </w:tblGrid>
+      <w:tr>
+        <w:trPr>
+          <w:tblHeader/>
+        </w:trPr>
+        <w:tc>
+          <w:tcPr>
+            <w:tcW w:type="dxa" w:w="1100"/>
+            <w:shd w:fill="F2F2F2" w:val="clear"/>
+          </w:tcPr>
+          <w:p>
+            <w:r>
+              <w:rPr>
+                <w:b/>
+                <w:bCs/>
+                <w:sz w:val="18"/>
+                <w:szCs w:val="18"/>
+              </w:rPr>
+              <w:t xml:space="preserve">Area</w:t>
+            </w:r>
+          </w:p>
+        </w:tc>
+        <w:tc>
+          <w:tcPr>
+            <w:tcW w:type="dxa" w:w="2600"/>
+            <w:shd w:fill="F2F2F2" w:val="clear"/>
+          </w:tcPr>
+          <w:p>
+            <w:r>
+              <w:rPr>
+                <w:b/>
+                <w:bCs/>
+                <w:sz w:val="18"/>
+                <w:szCs w:val="18"/>
+              </w:rPr>
+              <w:t xml:space="preserve">Commitment</w:t>
+            </w:r>
+          </w:p>
+        </w:tc>
+        <w:tc>
+          <w:tcPr>
+            <w:tcW w:type="dxa" w:w="2400"/>
+            <w:shd w:fill="F2F2F2" w:val="clear"/>
+          </w:tcPr>
+          <w:p>
+            <w:r>
+              <w:rPr>
+                <w:b/>
+                <w:bCs/>
+                <w:sz w:val="18"/>
+                <w:szCs w:val="18"/>
+              </w:rPr>
+              <w:t xml:space="preserve">Specifics</w:t>
+            </w:r>
+          </w:p>
+        </w:tc>
+        <w:tc>
+          <w:tcPr>
+            <w:tcW w:type="dxa" w:w="900"/>
+            <w:shd w:fill="F2F2F2" w:val="clear"/>
+          </w:tcPr>
+          <w:p>
+            <w:r>
+              <w:rPr>
+                <w:b/>
+                <w:bCs/>
+                <w:sz w:val="18"/>
+                <w:szCs w:val="18"/>
+              </w:rPr>
+              <w:t xml:space="preserve">By when</w:t>
+            </w:r>
+          </w:p>
+        </w:tc>
+        <w:tc>
+          <w:tcPr>
+            <w:tcW w:type="dxa" w:w="1200"/>
+            <w:shd w:fill="F2F2F2" w:val="clear"/>
+          </w:tcPr>
+          <w:p>
+            <w:r>
+              <w:rPr>
+                <w:b/>
+                <w:bCs/>
+                <w:sz w:val="18"/>
+                <w:szCs w:val="18"/>
+              </w:rPr>
+              <w:t xml:space="preserve">Stage</w:t>
+            </w:r>
+          </w:p>
+        </w:tc>
+        <w:tc>
+          <w:tcPr>
+            <w:tcW w:type="dxa" w:w="800"/>
+            <w:shd w:fill="F2F2F2" w:val="clear"/>
+          </w:tcPr>
+          <w:p>
+            <w:r>
+              <w:rPr>
+                <w:b/>
+                <w:bCs/>
+                <w:sz w:val="18"/>
+                <w:szCs w:val="18"/>
+              </w:rPr>
+              <w:t xml:space="preserve">Thesis-critical</w:t>
+            </w:r>
+          </w:p>
+        </w:tc>
+      </w:tr>
+      <w:tr>
+        <w:tc>
+          <w:tcPr>
+            <w:tcW w:type="dxa" w:w="1100"/>
+          </w:tcPr>
+          <w:p>
+            <w:r>
+              <w:rPr>
+                <w:b w:val="false"/>
+                <w:bCs w:val="false"/>
+                <w:sz w:val="18"/>
+                <w:szCs w:val="18"/>
+              </w:rPr>
+              <w:t xml:space="preserve">margin</w:t>
+            </w:r>
+          </w:p>
+        </w:tc>
+        <w:tc>
+          <w:tcPr>
+            <w:tcW w:type="dxa" w:w="2600"/>
+          </w:tcPr>
+          <w:p>
+            <w:r>
+              <w:rPr>
+                <w:b w:val="false"/>
+                <w:bCs w:val="false"/>
+                <w:sz w:val="18"/>
+                <w:szCs w:val="18"/>
+              </w:rPr>
+              <w:t xml:space="preserve">Sustain the shift to higher-margin value-added products</w:t>
+            </w:r>
+          </w:p>
+        </w:tc>
+        <w:tc>
+          <w:tcPr>
+            <w:tcW w:type="dxa" w:w="2400"/>
+          </w:tcPr>
+          <w:p>
+            <w:r>
+              <w:rPr>
+                <w:b w:val="false"/>
+                <w:bCs w:val="false"/>
+                <w:sz w:val="18"/>
+                <w:szCs w:val="18"/>
+              </w:rPr>
+              <w:t xml:space="preserve">FY26 value +19.6% vs volume +1%; EBITDA margin 8.98% -&gt; 9.29%</w:t>
+            </w:r>
+          </w:p>
+        </w:tc>
+        <w:tc>
+          <w:tcPr>
+            <w:tcW w:type="dxa" w:w="900"/>
+          </w:tcPr>
+          <w:p>
+            <w:r>
+              <w:rPr>
+                <w:b w:val="false"/>
+                <w:bCs w:val="false"/>
+                <w:sz w:val="18"/>
+                <w:szCs w:val="18"/>
+              </w:rPr>
+              <w:t xml:space="preserve">FY27</w:t>
+            </w:r>
+          </w:p>
+        </w:tc>
+        <w:tc>
+          <w:tcPr>
+            <w:tcW w:type="dxa" w:w="1200"/>
+          </w:tcPr>
+          <w:p>
+            <w:r>
+              <w:rPr>
+                <w:b w:val="false"/>
+                <w:bCs w:val="false"/>
+                <w:sz w:val="18"/>
+                <w:szCs w:val="18"/>
+              </w:rPr>
+              <w:t xml:space="preserve">financial</w:t>
+            </w:r>
+          </w:p>
+        </w:tc>
+        <w:tc>
+          <w:tcPr>
+            <w:tcW w:type="dxa" w:w="800"/>
+          </w:tcPr>
+          <w:p>
+            <w:r>
+              <w:rPr>
+                <w:b w:val="false"/>
+                <w:bCs w:val="false"/>
+                <w:sz w:val="18"/>
+                <w:szCs w:val="18"/>
+              </w:rPr>
+              <w:t xml:space="preserve">yes</w:t>
+            </w:r>
+          </w:p>
+        </w:tc>
+      </w:tr>
+      <w:tr>
+        <w:tc>
+          <w:tcPr>
+            <w:tcW w:type="dxa" w:w="1100"/>
+          </w:tcPr>
+          <w:p>
+            <w:r>
+              <w:rPr>
+                <w:b w:val="false"/>
+                <w:bCs w:val="false"/>
+                <w:sz w:val="18"/>
+                <w:szCs w:val="18"/>
+              </w:rPr>
+              <w:t xml:space="preserve">growth</w:t>
+            </w:r>
+          </w:p>
+        </w:tc>
+        <w:tc>
+          <w:tcPr>
+            <w:tcW w:type="dxa" w:w="2600"/>
+          </w:tcPr>
+          <w:p>
+            <w:r>
+              <w:rPr>
+                <w:b w:val="false"/>
+                <w:bCs w:val="false"/>
+                <w:sz w:val="18"/>
+                <w:szCs w:val="18"/>
+              </w:rPr>
+              <w:t xml:space="preserve">~15% PAT growth in FY27 on ~6% sales growth</w:t>
+            </w:r>
+          </w:p>
+        </w:tc>
+        <w:tc>
+          <w:tcPr>
+            <w:tcW w:type="dxa" w:w="2400"/>
+          </w:tcPr>
+          <w:p>
+            <w:r>
+              <w:rPr>
+                <w:b w:val="false"/>
+                <w:bCs w:val="false"/>
+                <w:sz w:val="18"/>
+                <w:szCs w:val="18"/>
+              </w:rPr>
+              <w:t xml:space="preserve">sales growth per visible advance-booking data; PAT lift from mix + UAE + agro-equipment + margin</w:t>
+            </w:r>
+          </w:p>
+        </w:tc>
+        <w:tc>
+          <w:tcPr>
+            <w:tcW w:type="dxa" w:w="900"/>
+          </w:tcPr>
+          <w:p>
+            <w:r>
+              <w:rPr>
+                <w:b w:val="false"/>
+                <w:bCs w:val="false"/>
+                <w:sz w:val="18"/>
+                <w:szCs w:val="18"/>
+              </w:rPr>
+              <w:t xml:space="preserve">FY27</w:t>
+            </w:r>
+          </w:p>
+        </w:tc>
+        <w:tc>
+          <w:tcPr>
+            <w:tcW w:type="dxa" w:w="1200"/>
+          </w:tcPr>
+          <w:p>
+            <w:r>
+              <w:rPr>
+                <w:b w:val="false"/>
+                <w:bCs w:val="false"/>
+                <w:sz w:val="18"/>
+                <w:szCs w:val="18"/>
+              </w:rPr>
+              <w:t xml:space="preserve">commercial</w:t>
+            </w:r>
+          </w:p>
+        </w:tc>
+        <w:tc>
+          <w:tcPr>
+            <w:tcW w:type="dxa" w:w="800"/>
+          </w:tcPr>
+          <w:p>
+            <w:r>
+              <w:rPr>
+                <w:b w:val="false"/>
+                <w:bCs w:val="false"/>
+                <w:sz w:val="18"/>
+                <w:szCs w:val="18"/>
+              </w:rPr>
+              <w:t xml:space="preserve">yes</w:t>
+            </w:r>
+          </w:p>
+        </w:tc>
+      </w:tr>
+      <w:tr>
+        <w:tc>
+          <w:tcPr>
+            <w:tcW w:type="dxa" w:w="1100"/>
+          </w:tcPr>
+          <w:p>
+            <w:r>
+              <w:rPr>
+                <w:b w:val="false"/>
+                <w:bCs w:val="false"/>
+                <w:sz w:val="18"/>
+                <w:szCs w:val="18"/>
+              </w:rPr>
+              <w:t xml:space="preserve">capacity</w:t>
+            </w:r>
+          </w:p>
+        </w:tc>
+        <w:tc>
+          <w:tcPr>
+            <w:tcW w:type="dxa" w:w="2600"/>
+          </w:tcPr>
+          <w:p>
+            <w:r>
+              <w:rPr>
+                <w:b w:val="false"/>
+                <w:bCs w:val="false"/>
+                <w:sz w:val="18"/>
+                <w:szCs w:val="18"/>
+              </w:rPr>
+              <w:t xml:space="preserve">Brownfield capacity additions</w:t>
+            </w:r>
+          </w:p>
+        </w:tc>
+        <w:tc>
+          <w:tcPr>
+            <w:tcW w:type="dxa" w:w="2400"/>
+          </w:tcPr>
+          <w:p>
+            <w:r>
+              <w:rPr>
+                <w:b w:val="false"/>
+                <w:bCs w:val="false"/>
+                <w:sz w:val="18"/>
+                <w:szCs w:val="18"/>
+              </w:rPr>
+              <w:t xml:space="preserve">143,400 MT FY26 vs 137,400 MT FY25; utilisation ~76%</w:t>
+            </w:r>
+          </w:p>
+        </w:tc>
+        <w:tc>
+          <w:tcPr>
+            <w:tcW w:type="dxa" w:w="900"/>
+          </w:tcPr>
+          <w:p>
+            <w:r>
+              <w:rPr>
+                <w:b w:val="false"/>
+                <w:bCs w:val="false"/>
+                <w:sz w:val="18"/>
+                <w:szCs w:val="18"/>
+              </w:rPr>
+              <w:t xml:space="preserve">FY28</w:t>
+            </w:r>
+          </w:p>
+        </w:tc>
+        <w:tc>
+          <w:tcPr>
+            <w:tcW w:type="dxa" w:w="1200"/>
+          </w:tcPr>
+          <w:p>
+            <w:r>
+              <w:rPr>
+                <w:b w:val="false"/>
+                <w:bCs w:val="false"/>
+                <w:sz w:val="18"/>
+                <w:szCs w:val="18"/>
+              </w:rPr>
+              <w:t xml:space="preserve">operational</w:t>
+            </w:r>
+          </w:p>
+        </w:tc>
+        <w:tc>
+          <w:tcPr>
+            <w:tcW w:type="dxa" w:w="800"/>
+          </w:tcPr>
+          <w:p>
+            <w:r>
+              <w:rPr>
+                <w:b w:val="false"/>
+                <w:bCs w:val="false"/>
+                <w:sz w:val="18"/>
+                <w:szCs w:val="18"/>
+              </w:rPr>
+              <w:t xml:space="preserve"/>
+            </w:r>
+          </w:p>
+        </w:tc>
+      </w:tr>
+      <w:tr>
+        <w:tc>
+          <w:tcPr>
+            <w:tcW w:type="dxa" w:w="1100"/>
+          </w:tcPr>
+          <w:p>
+            <w:r>
+              <w:rPr>
+                <w:b w:val="false"/>
+                <w:bCs w:val="false"/>
+                <w:sz w:val="18"/>
+                <w:szCs w:val="18"/>
+              </w:rPr>
+              <w:t xml:space="preserve">new_business</w:t>
+            </w:r>
+          </w:p>
+        </w:tc>
+        <w:tc>
+          <w:tcPr>
+            <w:tcW w:type="dxa" w:w="2600"/>
+          </w:tcPr>
+          <w:p>
+            <w:r>
+              <w:rPr>
+                <w:b w:val="false"/>
+                <w:bCs w:val="false"/>
+                <w:sz w:val="18"/>
+                <w:szCs w:val="18"/>
+              </w:rPr>
+              <w:t xml:space="preserve">Turn around the UAE subsidiary (Mirabelle Agro) after its facility relocation</w:t>
+            </w:r>
+          </w:p>
+        </w:tc>
+        <w:tc>
+          <w:tcPr>
+            <w:tcW w:type="dxa" w:w="2400"/>
+          </w:tcPr>
+          <w:p>
+            <w:r>
+              <w:rPr>
+                <w:b w:val="false"/>
+                <w:bCs w:val="false"/>
+                <w:sz w:val="18"/>
+                <w:szCs w:val="18"/>
+              </w:rPr>
+              <w:t xml:space="preserve">specialty sulphur products; currently a drag, disrupted by the move</w:t>
+            </w:r>
+          </w:p>
+        </w:tc>
+        <w:tc>
+          <w:tcPr>
+            <w:tcW w:type="dxa" w:w="900"/>
+          </w:tcPr>
+          <w:p>
+            <w:r>
+              <w:rPr>
+                <w:b w:val="false"/>
+                <w:bCs w:val="false"/>
+                <w:sz w:val="18"/>
+                <w:szCs w:val="18"/>
+              </w:rPr>
+              <w:t xml:space="preserve">FY27</w:t>
+            </w:r>
+          </w:p>
+        </w:tc>
+        <w:tc>
+          <w:tcPr>
+            <w:tcW w:type="dxa" w:w="1200"/>
+          </w:tcPr>
+          <w:p>
+            <w:r>
+              <w:rPr>
+                <w:b w:val="false"/>
+                <w:bCs w:val="false"/>
+                <w:sz w:val="18"/>
+                <w:szCs w:val="18"/>
+              </w:rPr>
+              <w:t xml:space="preserve">action</w:t>
+            </w:r>
+          </w:p>
+        </w:tc>
+        <w:tc>
+          <w:tcPr>
+            <w:tcW w:type="dxa" w:w="800"/>
+          </w:tcPr>
+          <w:p>
+            <w:r>
+              <w:rPr>
+                <w:b w:val="false"/>
+                <w:bCs w:val="false"/>
+                <w:sz w:val="18"/>
+                <w:szCs w:val="18"/>
+              </w:rPr>
+              <w:t xml:space="preserve"/>
+            </w:r>
+          </w:p>
+        </w:tc>
+      </w:tr>
+    </w:tbl>
+    <w:p>
+      <w:pPr>
+        <w:spacing w:after="60" w:before="120"/>
+      </w:pPr>
+      <w:r>
+        <w:rPr>
+          <w:b/>
+          <w:bCs/>
+          <w:sz w:val="20"/>
+          <w:szCs w:val="20"/>
+        </w:rPr>
+        <w:t xml:space="preserve">Earnings chain: </w:t>
+      </w:r>
+      <w:r>
+        <w:rPr>
+          <w:b w:val="false"/>
+          <w:bCs w:val="false"/>
+          <w:sz w:val="20"/>
+          <w:szCs w:val="20"/>
+        </w:rPr>
+        <w:t xml:space="preserve">shift to value-added / higher-margin SKUs (mix, not tonnage)</w:t>
+      </w:r>
+      <w:r>
+        <w:rPr>
+          <w:color w:val="666666"/>
+          <w:sz w:val="20"/>
+          <w:szCs w:val="20"/>
+        </w:rPr>
+        <w:t xml:space="preserve"> → </w:t>
+      </w:r>
+      <w:r>
+        <w:rPr>
+          <w:b w:val="false"/>
+          <w:bCs w:val="false"/>
+          <w:sz w:val="20"/>
+          <w:szCs w:val="20"/>
+        </w:rPr>
+        <w:t xml:space="preserve">import-substitution demand (China export halt)</w:t>
+      </w:r>
+      <w:r>
+        <w:rPr>
+          <w:color w:val="666666"/>
+          <w:sz w:val="20"/>
+          <w:szCs w:val="20"/>
+        </w:rPr>
+        <w:t xml:space="preserve"> → </w:t>
+      </w:r>
+      <w:r>
+        <w:rPr>
+          <w:b w:val="false"/>
+          <w:bCs w:val="false"/>
+          <w:sz w:val="20"/>
+          <w:szCs w:val="20"/>
+        </w:rPr>
+        <w:t xml:space="preserve">revenue growth ~15-19%</w:t>
+      </w:r>
+      <w:r>
+        <w:rPr>
+          <w:color w:val="666666"/>
+          <w:sz w:val="20"/>
+          <w:szCs w:val="20"/>
+        </w:rPr>
+        <w:t xml:space="preserve"> → </w:t>
+      </w:r>
+      <w:r>
+        <w:rPr>
+          <w:b w:val="false"/>
+          <w:bCs w:val="false"/>
+          <w:sz w:val="20"/>
+          <w:szCs w:val="20"/>
+        </w:rPr>
+        <w:t xml:space="preserve">working-capital cycle compression (89 -&gt; 64 days)</w:t>
+      </w:r>
+      <w:r>
+        <w:rPr>
+          <w:color w:val="666666"/>
+          <w:sz w:val="20"/>
+          <w:szCs w:val="20"/>
+        </w:rPr>
+        <w:t xml:space="preserve"> → </w:t>
+      </w:r>
+      <w:r>
+        <w:rPr>
+          <w:b w:val="false"/>
+          <w:bCs w:val="false"/>
+          <w:sz w:val="20"/>
+          <w:szCs w:val="20"/>
+        </w:rPr>
+        <w:t xml:space="preserve">lower interest cost -&gt; PBT growing faster than EBITDA</w:t>
+      </w:r>
+      <w:r>
+        <w:rPr>
+          <w:color w:val="666666"/>
+          <w:sz w:val="20"/>
+          <w:szCs w:val="20"/>
+        </w:rPr>
+        <w:t xml:space="preserve"> → </w:t>
+      </w:r>
+      <w:r>
+        <w:rPr>
+          <w:b w:val="false"/>
+          <w:bCs w:val="false"/>
+          <w:sz w:val="20"/>
+          <w:szCs w:val="20"/>
+        </w:rPr>
+        <w:t xml:space="preserve">PAT growth ~25-49%</w:t>
+      </w:r>
+      <w:r>
+        <w:rPr>
+          <w:color w:val="666666"/>
+          <w:sz w:val="20"/>
+          <w:szCs w:val="20"/>
+        </w:rPr>
+        <w:t xml:space="preserve"> → </w:t>
+      </w:r>
+      <w:r>
+        <w:rPr>
+          <w:b w:val="false"/>
+          <w:bCs w:val="false"/>
+          <w:sz w:val="20"/>
+          <w:szCs w:val="20"/>
+        </w:rPr>
+        <w:t xml:space="preserve">UAE turnaround + agro-equipment as incremental legs</w:t>
+      </w:r>
+    </w:p>
+    <w:p>
+      <w:pPr>
+        <w:spacing w:after="120"/>
+      </w:pPr>
+      <w:r>
+        <w:rPr>
+          <w:color w:val="666666"/>
+          <w:sz w:val="18"/>
+          <w:szCs w:val="18"/>
+        </w:rPr>
+        <w:t xml:space="preserve">Bottleneck link: sustaining the value-added mix against ~100 undifferentiated competitors.</w:t>
+      </w:r>
+    </w:p>
+    <w:p>
+      <w:pPr>
+        <w:spacing w:after="120"/>
+      </w:pPr>
+      <w:r>
+        <w:rPr>
+          <w:color w:val="666666"/>
+          <w:sz w:val="18"/>
+          <w:szCs w:val="18"/>
+        </w:rPr>
+        <w:t xml:space="preserve">Operating leverage: yes — PBT (+35.8%) and PAT (+26.5%) grew well ahead of EBITDA (+22.9%) in FY26 on lower interest and mix; Q1 FY27 PAT +48.7% on +16.3% revenue</w:t>
+      </w:r>
+    </w:p>
+    <w:p>
+      <w:pPr>
+        <w:spacing w:after="120"/>
+      </w:pPr>
+      <w:r>
+        <w:rPr>
+          <w:color w:val="666666"/>
+          <w:sz w:val="18"/>
+          <w:szCs w:val="18"/>
+        </w:rPr>
+        <w:t xml:space="preserve">Evidenced: shift to value-added / higher-margin SKUs (mix, not tonnage); revenue growth ~15-19%; working-capital cycle compression (89 -&gt; 64 days); lower interest cost -&gt; PBT growing faster than EBITDA; PAT growth ~25-49%. Still assumed: import-substitution demand (China export halt); UAE turnaround + agro-equipment as incremental legs.</w:t>
+      </w:r>
+    </w:p>
+    <w:p>
+      <w:pPr>
+        <w:spacing w:after="120"/>
+      </w:pPr>
+      <w:r>
+        <w:rPr>
+          <w:b/>
+          <w:bCs/>
+          <w:sz w:val="20"/>
+          <w:szCs w:val="20"/>
+        </w:rPr>
+        <w:t xml:space="preserve">Market expectation vs. our path:</w:t>
+      </w:r>
+    </w:p>
+    <w:tbl>
+      <w:tblPr>
+        <w:tblW w:type="dxa" w:w="9000"/>
+        <w:tblBorders>
+          <w:top w:val="single" w:color="auto" w:sz="4"/>
+          <w:left w:val="single" w:color="auto" w:sz="4"/>
+          <w:bottom w:val="single" w:color="auto" w:sz="4"/>
+          <w:right w:val="single" w:color="auto" w:sz="4"/>
+          <w:insideH w:val="single" w:color="auto" w:sz="4"/>
+          <w:insideV w:val="single" w:color="auto" w:sz="4"/>
+        </w:tblBorders>
+      </w:tblPr>
+      <w:tblGrid>
+        <w:gridCol w:w="3200"/>
+        <w:gridCol w:w="5800"/>
+      </w:tblGrid>
+      <w:tr>
+        <w:tc>
+          <w:tcPr>
+            <w:tcW w:type="dxa" w:w="3200"/>
+            <w:shd w:fill="F2F2F2" w:val="clear"/>
+          </w:tcPr>
+          <w:p>
+            <w:r>
+              <w:rPr>
+                <w:b/>
+                <w:bCs/>
+              </w:rPr>
+              <w:t xml:space="preserve">As of</w:t>
+            </w:r>
+          </w:p>
+        </w:tc>
+        <w:tc>
+          <w:tcPr>
+            <w:tcW w:type="dxa" w:w="5800"/>
+          </w:tcPr>
+          <w:p>
+            <w:r>
+              <w:t xml:space="preserve">2026-09-08</w:t>
+            </w:r>
+          </w:p>
+        </w:tc>
+      </w:tr>
+      <w:tr>
+        <w:tc>
+          <w:tcPr>
+            <w:tcW w:type="dxa" w:w="3200"/>
+            <w:shd w:fill="F2F2F2" w:val="clear"/>
+          </w:tcPr>
+          <w:p>
+            <w:r>
+              <w:rPr>
+                <w:b/>
+                <w:bCs/>
+              </w:rPr>
+              <w:t xml:space="preserve">Price / multiple</w:t>
+            </w:r>
+          </w:p>
+        </w:tc>
+        <w:tc>
+          <w:tcPr>
+            <w:tcW w:type="dxa" w:w="5800"/>
+          </w:tcPr>
+          <w:p>
+            <w:r>
+              <w:t xml:space="preserve">Rs 483 · 13x P/E · 8x EV/EBITDA</w:t>
+            </w:r>
+          </w:p>
+        </w:tc>
+      </w:tr>
+      <w:tr>
+        <w:tc>
+          <w:tcPr>
+            <w:tcW w:type="dxa" w:w="3200"/>
+            <w:shd w:fill="F2F2F2" w:val="clear"/>
+          </w:tcPr>
+          <w:p>
+            <w:r>
+              <w:rPr>
+                <w:b/>
+                <w:bCs/>
+              </w:rPr>
+              <w:t xml:space="preserve">Right valuation lens</w:t>
+            </w:r>
+          </w:p>
+        </w:tc>
+        <w:tc>
+          <w:tcPr>
+            <w:tcW w:type="dxa" w:w="5800"/>
+          </w:tcPr>
+          <w:p>
+            <w:r>
+              <w:t xml:space="preserve">P/E</w:t>
+            </w:r>
+          </w:p>
+        </w:tc>
+      </w:tr>
+      <w:tr>
+        <w:tc>
+          <w:tcPr>
+            <w:tcW w:type="dxa" w:w="3200"/>
+            <w:shd w:fill="F2F2F2" w:val="clear"/>
+          </w:tcPr>
+          <w:p>
+            <w:r>
+              <w:rPr>
+                <w:b/>
+                <w:bCs/>
+              </w:rPr>
+              <w:t xml:space="preserve">Price implies</w:t>
+            </w:r>
+          </w:p>
+        </w:tc>
+        <w:tc>
+          <w:tcPr>
+            <w:tcW w:type="dxa" w:w="5800"/>
+          </w:tcPr>
+          <w:p>
+            <w:r>
+              <w:t xml:space="preserve">~10-12% EPS CAGR FY26-28 is enough to justify ~13x today against an ~18x steady-compounder exit — a low bar</w:t>
+            </w:r>
+          </w:p>
+        </w:tc>
+      </w:tr>
+      <w:tr>
+        <w:tc>
+          <w:tcPr>
+            <w:tcW w:type="dxa" w:w="3200"/>
+            <w:shd w:fill="F2F2F2" w:val="clear"/>
+          </w:tcPr>
+          <w:p>
+            <w:r>
+              <w:rPr>
+                <w:b/>
+                <w:bCs/>
+              </w:rPr>
+              <w:t xml:space="preserve">Our FY27</w:t>
+            </w:r>
+          </w:p>
+        </w:tc>
+        <w:tc>
+          <w:tcPr>
+            <w:tcW w:type="dxa" w:w="5800"/>
+          </w:tcPr>
+          <w:p>
+            <w:r>
+              <w:t xml:space="preserve">revenue +12-16% to ~Rs 1,080-1,110 Cr; EBITDA margin drifting to ~9.5%; PAT +25-35% to ~Rs 54-57 Cr (Q1 ran +48.7%), ahead of management's conservative ~15% guide</w:t>
+            </w:r>
+          </w:p>
+        </w:tc>
+      </w:tr>
+      <w:tr>
+        <w:tc>
+          <w:tcPr>
+            <w:tcW w:type="dxa" w:w="3200"/>
+            <w:shd w:fill="F2F2F2" w:val="clear"/>
+          </w:tcPr>
+          <w:p>
+            <w:r>
+              <w:rPr>
+                <w:b/>
+                <w:bCs/>
+              </w:rPr>
+              <w:t xml:space="preserve">Our FY28</w:t>
+            </w:r>
+          </w:p>
+        </w:tc>
+        <w:tc>
+          <w:tcPr>
+            <w:tcW w:type="dxa" w:w="5800"/>
+          </w:tcPr>
+          <w:p>
+            <w:r>
+              <w:t xml:space="preserve">revenue +12-15%; UAE + agro-equipment add a leg; PAT +18-25% to ~Rs 65-70 Cr</w:t>
+            </w:r>
+          </w:p>
+        </w:tc>
+      </w:tr>
+      <w:tr>
+        <w:tc>
+          <w:tcPr>
+            <w:tcW w:type="dxa" w:w="3200"/>
+            <w:shd w:fill="F2F2F2" w:val="clear"/>
+          </w:tcPr>
+          <w:p>
+            <w:r>
+              <w:rPr>
+                <w:b/>
+                <w:bCs/>
+              </w:rPr>
+              <w:t xml:space="preserve">Gap direction</w:t>
+            </w:r>
+          </w:p>
+        </w:tc>
+        <w:tc>
+          <w:tcPr>
+            <w:tcW w:type="dxa" w:w="5800"/>
+          </w:tcPr>
+          <w:p>
+            <w:r>
+              <w:t xml:space="preserve">underestimated</w:t>
+            </w:r>
+          </w:p>
+        </w:tc>
+      </w:tr>
+      <w:tr>
+        <w:tc>
+          <w:tcPr>
+            <w:tcW w:type="dxa" w:w="3200"/>
+            <w:shd w:fill="F2F2F2" w:val="clear"/>
+          </w:tcPr>
+          <w:p>
+            <w:r>
+              <w:rPr>
+                <w:b/>
+                <w:bCs/>
+              </w:rPr>
+              <w:t xml:space="preserve">Gap type</w:t>
+            </w:r>
+          </w:p>
+        </w:tc>
+        <w:tc>
+          <w:tcPr>
+            <w:tcW w:type="dxa" w:w="5800"/>
+          </w:tcPr>
+          <w:p>
+            <w:r>
+              <w:t xml:space="preserve">margin</w:t>
+            </w:r>
+          </w:p>
+        </w:tc>
+      </w:tr>
+      <w:tr>
+        <w:tc>
+          <w:tcPr>
+            <w:tcW w:type="dxa" w:w="3200"/>
+            <w:shd w:fill="F2F2F2" w:val="clear"/>
+          </w:tcPr>
+          <w:p>
+            <w:r>
+              <w:rPr>
+                <w:b/>
+                <w:bCs/>
+              </w:rPr>
+              <w:t xml:space="preserve">Gap magnitude</w:t>
+            </w:r>
+          </w:p>
+        </w:tc>
+        <w:tc>
+          <w:tcPr>
+            <w:tcW w:type="dxa" w:w="5800"/>
+          </w:tcPr>
+          <w:p>
+            <w:r>
+              <w:t xml:space="preserve">30% (our FY28 PAT vs implied)</w:t>
+            </w:r>
+          </w:p>
+        </w:tc>
+      </w:tr>
+      <w:tr>
+        <w:tc>
+          <w:tcPr>
+            <w:tcW w:type="dxa" w:w="3200"/>
+            <w:shd w:fill="F2F2F2" w:val="clear"/>
+          </w:tcPr>
+          <w:p>
+            <w:r>
+              <w:rPr>
+                <w:b/>
+                <w:bCs/>
+              </w:rPr>
+              <w:t xml:space="preserve">Gap basis</w:t>
+            </w:r>
+          </w:p>
+        </w:tc>
+        <w:tc>
+          <w:tcPr>
+            <w:tcW w:type="dxa" w:w="5800"/>
+          </w:tcPr>
+          <w:p>
+            <w:r>
+              <w:t xml:space="preserve">The multiple prices ~10-12% EPS growth; the working-capital-led interest reduction plus the value-added mix are already delivering 25-49% PAT growth, and the UAE leg is not in the price</w:t>
+            </w:r>
+          </w:p>
+        </w:tc>
+      </w:tr>
+      <w:tr>
+        <w:tc>
+          <w:tcPr>
+            <w:tcW w:type="dxa" w:w="3200"/>
+            <w:shd w:fill="F2F2F2" w:val="clear"/>
+          </w:tcPr>
+          <w:p>
+            <w:r>
+              <w:rPr>
+                <w:b/>
+                <w:bCs/>
+              </w:rPr>
+              <w:t xml:space="preserve">Evidence quality</w:t>
+            </w:r>
+          </w:p>
+        </w:tc>
+        <w:tc>
+          <w:tcPr>
+            <w:tcW w:type="dxa" w:w="5800"/>
+          </w:tcPr>
+          <w:p>
+            <w:r>
+              <w:t xml:space="preserve">moderate</w:t>
+            </w:r>
+          </w:p>
+        </w:tc>
+      </w:tr>
+    </w:tbl>
+    <w:p>
+      <w:pPr>
+        <w:spacing w:after="120"/>
+      </w:pPr>
+      <w:r>
+        <w:rPr>
+          <w:i/>
+          <w:iCs/>
+          <w:color w:val="666666"/>
+          <w:sz w:val="16"/>
+          <w:szCs w:val="16"/>
+        </w:rPr>
+        <w:t xml:space="preserve">no broker consensus; implied path is a reverse-P/E estimate + screener.in forward figures + VP thread view</w:t>
+      </w:r>
+    </w:p>
+    <w:p>
+      <w:pPr>
+        <w:spacing w:after="120" w:before="120"/>
+      </w:pPr>
+      <w:r>
+        <w:rPr>
+          <w:b/>
+          <w:bCs/>
+          <w:sz w:val="20"/>
+          <w:szCs w:val="20"/>
+        </w:rPr>
+        <w:t xml:space="preserve">Catalyst: </w:t>
+      </w:r>
+      <w:r>
+        <w:rPr>
+          <w:sz w:val="20"/>
+          <w:szCs w:val="20"/>
+        </w:rPr>
+        <w:t xml:space="preserve">Two more quarters sustaining the margin-mix + working-capital gains, plus a visible UAE (Mirabelle) contribution once the facility relocation completes</w:t>
+      </w:r>
+      <w:r>
+        <w:rPr>
+          <w:color w:val="666666"/>
+          <w:sz w:val="18"/>
+          <w:szCs w:val="18"/>
+        </w:rPr>
+        <w:t xml:space="preserve"> (window ~9M from 2026-09-08; undated; evidence med; pending)</w:t>
+      </w:r>
+    </w:p>
+    <w:p>
+      <w:pPr>
+        <w:pStyle w:val="Heading1"/>
+        <w:spacing w:after="120" w:before="280"/>
+      </w:pPr>
+      <w:r>
+        <w:t xml:space="preserve">Ishmohit-Lens Checks (value chain · earnings quality · growth trajectory · management · quality metrics · track record · global-signal check)</w:t>
+      </w:r>
+    </w:p>
+    <w:p>
+      <w:pPr>
+        <w:spacing w:after="120"/>
+      </w:pPr>
       <w:r>
         <w:rPr>
           <w:i/>
@@ -385,20 +1955,12 @@
           <w:sz w:val="18"/>
           <w:szCs w:val="18"/>
         </w:rPr>
-        <w:t xml:space="preserve"/>
-      </w:r>
-      <w:r>
-        <w:rPr>
-          <w:sz w:val="20"/>
-          <w:szCs w:val="20"/>
-        </w:rPr>
-        <w:br/>
-        <w:t xml:space="preserve">: undefined</w:t>
-      </w:r>
-    </w:p>
-    <w:p>
-      <w:pPr>
-        <w:spacing w:after="100"/>
+        <w:t xml:space="preserve">Extra checks drawn from @ishmohit1 / SOIC methodology (playbook/ishmohit-soic-style.md): where the company sits in its value chain and what the supply side is doing, whether a margin/PAT inflection is structural or a cyclical peak, the rate-of-change of growth vs. what the multiple demands, and management quality as a positive attribute.</w:t>
+      </w:r>
+    </w:p>
+    <w:p>
+      <w:pPr>
+        <w:spacing w:after="120"/>
       </w:pPr>
       <w:r>
         <w:rPr>
@@ -407,25 +1969,698 @@
           <w:sz w:val="20"/>
           <w:szCs w:val="20"/>
         </w:rPr>
-        <w:t xml:space="preserve">2025-08-25 — undefined</w:t>
-      </w:r>
-      <w:r>
-        <w:rPr>
-          <w:i/>
-          <w:iCs/>
+        <w:t xml:space="preserve">Value chain &amp; supply side:</w:t>
+      </w:r>
+    </w:p>
+    <w:tbl>
+      <w:tblPr>
+        <w:tblW w:type="dxa" w:w="9000"/>
+        <w:tblBorders>
+          <w:top w:val="single" w:color="auto" w:sz="4"/>
+          <w:left w:val="single" w:color="auto" w:sz="4"/>
+          <w:bottom w:val="single" w:color="auto" w:sz="4"/>
+          <w:right w:val="single" w:color="auto" w:sz="4"/>
+          <w:insideH w:val="single" w:color="auto" w:sz="4"/>
+          <w:insideV w:val="single" w:color="auto" w:sz="4"/>
+        </w:tblBorders>
+      </w:tblPr>
+      <w:tblGrid>
+        <w:gridCol w:w="3200"/>
+        <w:gridCol w:w="5800"/>
+      </w:tblGrid>
+      <w:tr>
+        <w:tc>
+          <w:tcPr>
+            <w:tcW w:type="dxa" w:w="3200"/>
+            <w:shd w:fill="F2F2F2" w:val="clear"/>
+          </w:tcPr>
+          <w:p>
+            <w:r>
+              <w:rPr>
+                <w:b/>
+                <w:bCs/>
+              </w:rPr>
+              <w:t xml:space="preserve">Theme</w:t>
+            </w:r>
+          </w:p>
+        </w:tc>
+        <w:tc>
+          <w:tcPr>
+            <w:tcW w:type="dxa" w:w="5800"/>
+          </w:tcPr>
+          <w:p>
+            <w:r>
+              <w:t xml:space="preserve">specialty plant nutrition / micronutrients / fertilizer import substitution</w:t>
+            </w:r>
+          </w:p>
+        </w:tc>
+      </w:tr>
+      <w:tr>
+        <w:tc>
+          <w:tcPr>
+            <w:tcW w:type="dxa" w:w="3200"/>
+            <w:shd w:fill="F2F2F2" w:val="clear"/>
+          </w:tcPr>
+          <w:p>
+            <w:r>
+              <w:rPr>
+                <w:b/>
+                <w:bCs/>
+              </w:rPr>
+              <w:t xml:space="preserve">This company's position</w:t>
+            </w:r>
+          </w:p>
+        </w:tc>
+        <w:tc>
+          <w:tcPr>
+            <w:tcW w:type="dxa" w:w="5800"/>
+          </w:tcPr>
+          <w:p>
+            <w:r>
+              <w:t xml:space="preserve">mid-size branded micronutrient and water-soluble specialty-fertilizer maker (~134 SKUs), pan-India dealer network, plus a UAE specialty-sulphur subsidiary</w:t>
+            </w:r>
+          </w:p>
+        </w:tc>
+      </w:tr>
+      <w:tr>
+        <w:tc>
+          <w:tcPr>
+            <w:tcW w:type="dxa" w:w="3200"/>
+            <w:shd w:fill="F2F2F2" w:val="clear"/>
+          </w:tcPr>
+          <w:p>
+            <w:r>
+              <w:rPr>
+                <w:b/>
+                <w:bCs/>
+              </w:rPr>
+              <w:t xml:space="preserve">Bottleneck node (pricing power)</w:t>
+            </w:r>
+          </w:p>
+        </w:tc>
+        <w:tc>
+          <w:tcPr>
+            <w:tcW w:type="dxa" w:w="5800"/>
+          </w:tcPr>
+          <w:p>
+            <w:r>
+              <w:t xml:space="preserve">dealer credit terms and distribution reach in a fragmented, low-brand-loyalty market</w:t>
+            </w:r>
+          </w:p>
+        </w:tc>
+      </w:tr>
+      <w:tr>
+        <w:tc>
+          <w:tcPr>
+            <w:tcW w:type="dxa" w:w="3200"/>
+            <w:shd w:fill="F2F2F2" w:val="clear"/>
+          </w:tcPr>
+          <w:p>
+            <w:r>
+              <w:rPr>
+                <w:b/>
+                <w:bCs/>
+              </w:rPr>
+              <w:t xml:space="preserve">Supply-side status</w:t>
+            </w:r>
+          </w:p>
+        </w:tc>
+        <w:tc>
+          <w:tcPr>
+            <w:tcW w:type="dxa" w:w="5800"/>
+          </w:tcPr>
+          <w:p>
+            <w:r>
+              <w:t xml:space="preserve">unclear</w:t>
+            </w:r>
+          </w:p>
+        </w:tc>
+      </w:tr>
+      <w:tr>
+        <w:tc>
+          <w:tcPr>
+            <w:tcW w:type="dxa" w:w="3200"/>
+            <w:shd w:fill="F2F2F2" w:val="clear"/>
+          </w:tcPr>
+          <w:p>
+            <w:r>
+              <w:rPr>
+                <w:b/>
+                <w:bCs/>
+              </w:rPr>
+              <w:t xml:space="preserve">Adjacent-node peers</w:t>
+            </w:r>
+          </w:p>
+        </w:tc>
+        <w:tc>
+          <w:tcPr>
+            <w:tcW w:type="dxa" w:w="5800"/>
+          </w:tcPr>
+          <w:p>
+            <w:r>
+              <w:t xml:space="preserve">Coromandel International (nutrient/specialty), Deepak Fertilisers &amp; Petrochemicals, Basant Agro Tech, Nagarjuna Agrichem / Dhanuka (agri-input adjacency)</w:t>
+            </w:r>
+          </w:p>
+        </w:tc>
+      </w:tr>
+    </w:tbl>
+    <w:p>
+      <w:pPr>
+        <w:spacing w:after="120"/>
+      </w:pPr>
+      <w:r>
+        <w:rPr>
           <w:color w:val="666666"/>
           <w:sz w:val="18"/>
           <w:szCs w:val="18"/>
         </w:rPr>
+        <w:t xml:space="preserve">The organised specialty-micronutrient market is real but fragmented; a 2018 industry-insider account describes ~100 similar sellers with 'no brand pull' competing on credit period and trade margin. No visible consolidation. Aries' edge is scale + SKU breadth + a 50-year dealer network + (now) working-capital discipline, not pricing power.</w:t>
+      </w:r>
+    </w:p>
+    <w:p>
+      <w:pPr>
+        <w:spacing w:after="60" w:before="120"/>
+      </w:pPr>
+      <w:r>
+        <w:rPr>
+          <w:b/>
+          <w:bCs/>
+          <w:sz w:val="20"/>
+          <w:szCs w:val="20"/>
+        </w:rPr>
+        <w:t xml:space="preserve">Earnings quality: </w:t>
+      </w:r>
+      <w:r>
+        <w:rPr>
+          <w:sz w:val="20"/>
+          <w:szCs w:val="20"/>
+        </w:rPr>
+        <w:t xml:space="preserve">margin driver mixed</w:t>
+      </w:r>
+      <w:r>
+        <w:rPr>
+          <w:b/>
+          <w:bCs/>
+          <w:color w:val="A32020"/>
+          <w:sz w:val="20"/>
+          <w:szCs w:val="20"/>
+        </w:rPr>
         <w:t xml:space="preserve"/>
       </w:r>
-      <w:r>
-        <w:rPr>
-          <w:sz w:val="20"/>
-          <w:szCs w:val="20"/>
-        </w:rPr>
-        <w:br/>
-        <w:t xml:space="preserve">: undefined</w:t>
+    </w:p>
+    <w:p>
+      <w:pPr>
+        <w:spacing w:after="120"/>
+      </w:pPr>
+      <w:r>
+        <w:rPr>
+          <w:color w:val="666666"/>
+          <w:sz w:val="18"/>
+          <w:szCs w:val="18"/>
+        </w:rPr>
+        <w:t xml:space="preserve">Drivers: shift to higher-margin value-added products (structural mix-up); working-capital compression cutting interest cost (structural, one-time step); import-substitution demand from China's fertilizer export halt (cyclical/policy-driven).</w:t>
+      </w:r>
+    </w:p>
+    <w:p>
+      <w:pPr>
+        <w:spacing w:after="120"/>
+      </w:pPr>
+      <w:r>
+        <w:rPr>
+          <w:color w:val="666666"/>
+          <w:sz w:val="18"/>
+          <w:szCs w:val="18"/>
+        </w:rPr>
+        <w:t xml:space="preserve">EBITDA margin ~9.3% is not elevated versus history (8-9% range); the improvement is modest and comes mostly from mix and lower interest, not a margin spike. Downside risk is that trade-margin competition erodes the value-added mix, not that a peak margin mean-reverts.</w:t>
+      </w:r>
+    </w:p>
+    <w:p>
+      <w:pPr>
+        <w:spacing w:after="60" w:before="120"/>
+      </w:pPr>
+      <w:r>
+        <w:rPr>
+          <w:b/>
+          <w:bCs/>
+          <w:sz w:val="20"/>
+          <w:szCs w:val="20"/>
+        </w:rPr>
+        <w:t xml:space="preserve">Growth trajectory: </w:t>
+      </w:r>
+      <w:r>
+        <w:rPr>
+          <w:b w:val="false"/>
+          <w:bCs w:val="false"/>
+          <w:sz w:val="20"/>
+          <w:szCs w:val="20"/>
+        </w:rPr>
+        <w:t xml:space="preserve">YoY growth rate is accelerating</w:t>
+      </w:r>
+    </w:p>
+    <w:p>
+      <w:pPr>
+        <w:spacing w:after="120"/>
+      </w:pPr>
+      <w:r>
+        <w:rPr>
+          <w:color w:val="666666"/>
+          <w:sz w:val="18"/>
+          <w:szCs w:val="18"/>
+        </w:rPr>
+        <w:t xml:space="preserve">Revenue YoY has been a steady mid-teens (~16-19%); PAT YoY has accelerated: FY25 ~+? , FY26 +26.5%, Q1 FY27 +48.7% — PAT is compounding faster than revenue on mix + interest reduction</w:t>
+      </w:r>
+    </w:p>
+    <w:p>
+      <w:pPr>
+        <w:spacing w:after="120"/>
+      </w:pPr>
+      <w:r>
+        <w:rPr>
+          <w:color w:val="666666"/>
+          <w:sz w:val="18"/>
+          <w:szCs w:val="18"/>
+        </w:rPr>
+        <w:t xml:space="preserve">Reverse P/E: ~13x trailing needs only ~10-12% EPS CAGR at an ~18x exit; recent PAT growth of 25-49% comfortably clears it, so the rate of change is running well ahead of what the multiple requires — provided it is not a windfall</w:t>
+      </w:r>
+    </w:p>
+    <w:p>
+      <w:pPr>
+        <w:spacing w:after="120"/>
+      </w:pPr>
+      <w:r>
+        <w:rPr>
+          <w:b/>
+          <w:bCs/>
+          <w:sz w:val="20"/>
+          <w:szCs w:val="20"/>
+        </w:rPr>
+        <w:t xml:space="preserve">Management quality (TVGP's "P"):</w:t>
+      </w:r>
+    </w:p>
+    <w:tbl>
+      <w:tblPr>
+        <w:tblW w:type="dxa" w:w="9000"/>
+        <w:tblBorders>
+          <w:top w:val="single" w:color="auto" w:sz="4"/>
+          <w:left w:val="single" w:color="auto" w:sz="4"/>
+          <w:bottom w:val="single" w:color="auto" w:sz="4"/>
+          <w:right w:val="single" w:color="auto" w:sz="4"/>
+          <w:insideH w:val="single" w:color="auto" w:sz="4"/>
+          <w:insideV w:val="single" w:color="auto" w:sz="4"/>
+        </w:tblBorders>
+      </w:tblPr>
+      <w:tblGrid>
+        <w:gridCol w:w="3200"/>
+        <w:gridCol w:w="5800"/>
+      </w:tblGrid>
+      <w:tr>
+        <w:tc>
+          <w:tcPr>
+            <w:tcW w:type="dxa" w:w="3200"/>
+            <w:shd w:fill="F2F2F2" w:val="clear"/>
+          </w:tcPr>
+          <w:p>
+            <w:r>
+              <w:rPr>
+                <w:b/>
+                <w:bCs/>
+              </w:rPr>
+              <w:t xml:space="preserve">Assessment</w:t>
+            </w:r>
+          </w:p>
+        </w:tc>
+        <w:tc>
+          <w:tcPr>
+            <w:tcW w:type="dxa" w:w="5800"/>
+          </w:tcPr>
+          <w:p>
+            <w:r>
+              <w:t xml:space="preserve">neutral</w:t>
+            </w:r>
+          </w:p>
+        </w:tc>
+      </w:tr>
+      <w:tr>
+        <w:tc>
+          <w:tcPr>
+            <w:tcW w:type="dxa" w:w="3200"/>
+            <w:shd w:fill="F2F2F2" w:val="clear"/>
+          </w:tcPr>
+          <w:p>
+            <w:r>
+              <w:rPr>
+                <w:b/>
+                <w:bCs/>
+              </w:rPr>
+              <w:t xml:space="preserve">Capital allocation</w:t>
+            </w:r>
+          </w:p>
+        </w:tc>
+        <w:tc>
+          <w:tcPr>
+            <w:tcW w:type="dxa" w:w="5800"/>
+          </w:tcPr>
+          <w:p>
+            <w:r>
+              <w:t xml:space="preserve">Self-funded brownfield capacity, no dilution; reinvestment earning ~21% ROCE; UAE subsidiary has been a multi-year drag now under relocation; history includes the 2018 Kedia-era hype and confusing shareholding disclosures, since cleaner (neutral)</w:t>
+            </w:r>
+          </w:p>
+        </w:tc>
+      </w:tr>
+      <w:tr>
+        <w:tc>
+          <w:tcPr>
+            <w:tcW w:type="dxa" w:w="3200"/>
+            <w:shd w:fill="F2F2F2" w:val="clear"/>
+          </w:tcPr>
+          <w:p>
+            <w:r>
+              <w:rPr>
+                <w:b/>
+                <w:bCs/>
+              </w:rPr>
+              <w:t xml:space="preserve">Related-party trend</w:t>
+            </w:r>
+          </w:p>
+        </w:tc>
+        <w:tc>
+          <w:tcPr>
+            <w:tcW w:type="dxa" w:w="5800"/>
+          </w:tcPr>
+          <w:p>
+            <w:r>
+              <w:t xml:space="preserve">flat</w:t>
+            </w:r>
+          </w:p>
+        </w:tc>
+      </w:tr>
+      <w:tr>
+        <w:tc>
+          <w:tcPr>
+            <w:tcW w:type="dxa" w:w="3200"/>
+            <w:shd w:fill="F2F2F2" w:val="clear"/>
+          </w:tcPr>
+          <w:p>
+            <w:r>
+              <w:rPr>
+                <w:b/>
+                <w:bCs/>
+              </w:rPr>
+              <w:t xml:space="preserve">Guidance credibility</w:t>
+            </w:r>
+          </w:p>
+        </w:tc>
+        <w:tc>
+          <w:tcPr>
+            <w:tcW w:type="dxa" w:w="5800"/>
+          </w:tcPr>
+          <w:p>
+            <w:r>
+              <w:t xml:space="preserve">mixed</w:t>
+            </w:r>
+          </w:p>
+        </w:tc>
+      </w:tr>
+      <w:tr>
+        <w:tc>
+          <w:tcPr>
+            <w:tcW w:type="dxa" w:w="3200"/>
+            <w:shd w:fill="F2F2F2" w:val="clear"/>
+          </w:tcPr>
+          <w:p>
+            <w:r>
+              <w:rPr>
+                <w:b/>
+                <w:bCs/>
+              </w:rPr>
+              <w:t xml:space="preserve">Shareholder returns</w:t>
+            </w:r>
+          </w:p>
+        </w:tc>
+        <w:tc>
+          <w:tcPr>
+            <w:tcW w:type="dxa" w:w="5800"/>
+          </w:tcPr>
+          <w:p>
+            <w:r>
+              <w:t xml:space="preserve">consistent</w:t>
+            </w:r>
+          </w:p>
+        </w:tc>
+      </w:tr>
+      <w:tr>
+        <w:tc>
+          <w:tcPr>
+            <w:tcW w:type="dxa" w:w="3200"/>
+            <w:shd w:fill="F2F2F2" w:val="clear"/>
+          </w:tcPr>
+          <w:p>
+            <w:r>
+              <w:rPr>
+                <w:b/>
+                <w:bCs/>
+              </w:rPr>
+              <w:t xml:space="preserve">Capability ladder / VAP</w:t>
+            </w:r>
+          </w:p>
+        </w:tc>
+        <w:tc>
+          <w:tcPr>
+            <w:tcW w:type="dxa" w:w="5800"/>
+          </w:tcPr>
+          <w:p>
+            <w:r>
+              <w:t xml:space="preserve">Explicit 'value-added products' push — new launches (Aries Ecoshield, Majorsol, Calmax, Zinc HD Gold) and agro-equipment innovation cited as moving up the specialty curve</w:t>
+            </w:r>
+          </w:p>
+        </w:tc>
+      </w:tr>
+    </w:tbl>
+    <w:p>
+      <w:pPr>
+        <w:spacing w:after="120"/>
+      </w:pPr>
+      <w:r>
+        <w:rPr>
+          <w:b/>
+          <w:bCs/>
+          <w:sz w:val="20"/>
+          <w:szCs w:val="20"/>
+        </w:rPr>
+        <w:t xml:space="preserve">Quality metrics (ROCE · debt · FCF · margin · capex):</w:t>
+      </w:r>
+    </w:p>
+    <w:tbl>
+      <w:tblPr>
+        <w:tblW w:type="dxa" w:w="9000"/>
+        <w:tblBorders>
+          <w:top w:val="single" w:color="auto" w:sz="4"/>
+          <w:left w:val="single" w:color="auto" w:sz="4"/>
+          <w:bottom w:val="single" w:color="auto" w:sz="4"/>
+          <w:right w:val="single" w:color="auto" w:sz="4"/>
+          <w:insideH w:val="single" w:color="auto" w:sz="4"/>
+          <w:insideV w:val="single" w:color="auto" w:sz="4"/>
+        </w:tblBorders>
+      </w:tblPr>
+      <w:tblGrid>
+        <w:gridCol w:w="3200"/>
+        <w:gridCol w:w="5800"/>
+      </w:tblGrid>
+      <w:tr>
+        <w:tc>
+          <w:tcPr>
+            <w:tcW w:type="dxa" w:w="3200"/>
+            <w:shd w:fill="F2F2F2" w:val="clear"/>
+          </w:tcPr>
+          <w:p>
+            <w:r>
+              <w:rPr>
+                <w:b/>
+                <w:bCs/>
+              </w:rPr>
+              <w:t xml:space="preserve">Assessment</w:t>
+            </w:r>
+          </w:p>
+        </w:tc>
+        <w:tc>
+          <w:tcPr>
+            <w:tcW w:type="dxa" w:w="5800"/>
+          </w:tcPr>
+          <w:p>
+            <w:r>
+              <w:t xml:space="preserve">positive</w:t>
+            </w:r>
+          </w:p>
+        </w:tc>
+      </w:tr>
+      <w:tr>
+        <w:tc>
+          <w:tcPr>
+            <w:tcW w:type="dxa" w:w="3200"/>
+            <w:shd w:fill="F2F2F2" w:val="clear"/>
+          </w:tcPr>
+          <w:p>
+            <w:r>
+              <w:rPr>
+                <w:b/>
+                <w:bCs/>
+              </w:rPr>
+              <w:t xml:space="preserve">ROCE</w:t>
+            </w:r>
+          </w:p>
+        </w:tc>
+        <w:tc>
+          <w:tcPr>
+            <w:tcW w:type="dxa" w:w="5800"/>
+          </w:tcPr>
+          <w:p>
+            <w:r>
+              <w:t xml:space="preserve">21.2% (improving)</w:t>
+            </w:r>
+          </w:p>
+        </w:tc>
+      </w:tr>
+      <w:tr>
+        <w:tc>
+          <w:tcPr>
+            <w:tcW w:type="dxa" w:w="3200"/>
+            <w:shd w:fill="F2F2F2" w:val="clear"/>
+          </w:tcPr>
+          <w:p>
+            <w:r>
+              <w:rPr>
+                <w:b/>
+                <w:bCs/>
+              </w:rPr>
+              <w:t xml:space="preserve">Leverage</w:t>
+            </w:r>
+          </w:p>
+        </w:tc>
+        <w:tc>
+          <w:tcPr>
+            <w:tcW w:type="dxa" w:w="5800"/>
+          </w:tcPr>
+          <w:p>
+            <w:r>
+              <w:t xml:space="preserve">Net debt/EBITDA 0.8x</w:t>
+            </w:r>
+          </w:p>
+        </w:tc>
+      </w:tr>
+      <w:tr>
+        <w:tc>
+          <w:tcPr>
+            <w:tcW w:type="dxa" w:w="3200"/>
+            <w:shd w:fill="F2F2F2" w:val="clear"/>
+          </w:tcPr>
+          <w:p>
+            <w:r>
+              <w:rPr>
+                <w:b/>
+                <w:bCs/>
+              </w:rPr>
+              <w:t xml:space="preserve">FCF conversion</w:t>
+            </w:r>
+          </w:p>
+        </w:tc>
+        <w:tc>
+          <w:tcPr>
+            <w:tcW w:type="dxa" w:w="5800"/>
+          </w:tcPr>
+          <w:p>
+            <w:r>
+              <w:t xml:space="preserve">35%</w:t>
+            </w:r>
+          </w:p>
+        </w:tc>
+      </w:tr>
+      <w:tr>
+        <w:tc>
+          <w:tcPr>
+            <w:tcW w:type="dxa" w:w="3200"/>
+            <w:shd w:fill="F2F2F2" w:val="clear"/>
+          </w:tcPr>
+          <w:p>
+            <w:r>
+              <w:rPr>
+                <w:b/>
+                <w:bCs/>
+              </w:rPr>
+              <w:t xml:space="preserve">Margin trend</w:t>
+            </w:r>
+          </w:p>
+        </w:tc>
+        <w:tc>
+          <w:tcPr>
+            <w:tcW w:type="dxa" w:w="5800"/>
+          </w:tcPr>
+          <w:p>
+            <w:r>
+              <w:t xml:space="preserve">expanding</w:t>
+            </w:r>
+          </w:p>
+        </w:tc>
+      </w:tr>
+      <w:tr>
+        <w:tc>
+          <w:tcPr>
+            <w:tcW w:type="dxa" w:w="3200"/>
+            <w:shd w:fill="F2F2F2" w:val="clear"/>
+          </w:tcPr>
+          <w:p>
+            <w:r>
+              <w:rPr>
+                <w:b/>
+                <w:bCs/>
+              </w:rPr>
+              <w:t xml:space="preserve">Capex efficiency</w:t>
+            </w:r>
+          </w:p>
+        </w:tc>
+        <w:tc>
+          <w:tcPr>
+            <w:tcW w:type="dxa" w:w="5800"/>
+          </w:tcPr>
+          <w:p>
+            <w:r>
+              <w:t xml:space="preserve">productive</w:t>
+            </w:r>
+          </w:p>
+        </w:tc>
+      </w:tr>
+    </w:tbl>
+    <w:p>
+      <w:pPr>
+        <w:spacing w:after="60" w:before="120"/>
+      </w:pPr>
+      <w:r>
+        <w:rPr>
+          <w:b/>
+          <w:bCs/>
+          <w:sz w:val="20"/>
+          <w:szCs w:val="20"/>
+        </w:rPr>
+        <w:t xml:space="preserve">Track record (Coffee Can persistence check): </w:t>
+      </w:r>
+      <w:r>
+        <w:rPr>
+          <w:sz w:val="20"/>
+          <w:szCs w:val="20"/>
+        </w:rPr>
+        <w:t xml:space="preserve">cleared revenue growth ≥10% AND ROCE ≥15% in 2 of the last 5 years (consistency_score 40)</w:t>
+      </w:r>
+    </w:p>
+    <w:p>
+      <w:pPr>
+        <w:spacing w:after="120"/>
+      </w:pPr>
+      <w:r>
+        <w:rPr>
+          <w:color w:val="666666"/>
+          <w:sz w:val="18"/>
+          <w:szCs w:val="18"/>
+        </w:rPr>
+        <w:t xml:space="preserve">Of FY22-FY26 (verifiable from recent filings): FY25 and FY26 clear the bar of BOTH revenue growth &gt;=10% AND ROCE &gt;=15% in the same year (FY26 revenue +18.9%, ROCE ~21%; FY25 similar). FY22-FY24 fail on ROCE (3-yr avg ROE only ~11.4%, ROCE below ~15% in the earlier years) and/or patchy growth — consistent with the 2019 forum critique of a decade of near-flat PAT. The pass rate is a recent-vintage improvement, not a long consistency record.</w:t>
       </w:r>
     </w:p>
     <w:p>
@@ -434,7 +2669,7 @@
         <w:spacing w:after="120" w:before="280"/>
       </w:pPr>
       <w:r>
-        <w:t xml:space="preserve">BSE Corporate Actions / Other Red Flags</w:t>
+        <w:t xml:space="preserve">Technical Read (Weekly / Monthly MACD + Bollinger Bands, or RSI/CCI/Williams %R proxy)</w:t>
       </w:r>
     </w:p>
     <w:p>
@@ -442,7 +2677,7 @@
         <w:spacing w:after="120"/>
       </w:pPr>
       <w:r>
-        <w:t xml:space="preserve">Chairman's FY26 speech (per SITARA, Sep-2025) cites new product launches (Aries Ecoshield, Majorsol Soybean &amp; Pulses Special, Calmax, Zinc HD Gold) and equipment innovations.</w:t>
+        <w:t xml:space="preserve">Not independently pulled this pass.</w:t>
       </w:r>
     </w:p>
     <w:p>
@@ -451,72 +2686,36 @@
         <w:spacing w:after="120" w:before="280"/>
       </w:pPr>
       <w:r>
-        <w:t xml:space="preserve">Bull Case</w:t>
-      </w:r>
-    </w:p>
-    <w:p>
-      <w:pPr>
-        <w:pStyle w:val="ListParagraph"/>
-        <w:numPr>
-          <w:ilvl w:val="0"/>
-          <w:numId w:val="1"/>
-        </w:numPr>
-        <w:spacing w:after="60"/>
-      </w:pPr>
-      <w:r>
-        <w:t xml:space="preserve">Genuine recent margin-quality inflection: FY26 value growth (19.6%) far outpaces volume growth (1%) — real mix-shift to higher-margin, value-added products, not just price hikes</w:t>
-      </w:r>
-    </w:p>
-    <w:p>
-      <w:pPr>
-        <w:pStyle w:val="ListParagraph"/>
-        <w:numPr>
-          <w:ilvl w:val="0"/>
-          <w:numId w:val="1"/>
-        </w:numPr>
-        <w:spacing w:after="60"/>
-      </w:pPr>
-      <w:r>
-        <w:t xml:space="preserve">Import-substitution tailwind is specific and cited with news backing: China halted fertilizer exports to India; Aries doesn't source raw material from China and isn't in the general NPK/urea category subject to the same dynamics</w:t>
-      </w:r>
-    </w:p>
-    <w:p>
-      <w:pPr>
-        <w:pStyle w:val="ListParagraph"/>
-        <w:numPr>
-          <w:ilvl w:val="0"/>
-          <w:numId w:val="1"/>
-        </w:numPr>
-        <w:spacing w:after="60"/>
-      </w:pPr>
-      <w:r>
-        <w:t xml:space="preserve">Zero/near-zero working-capital requirement per the advance-order dealer model (orders fixed with advance payment) — a structurally favourable cash-conversion setup that a trusted user independently verified as decade-long and improving</w:t>
-      </w:r>
-    </w:p>
-    <w:p>
-      <w:pPr>
-        <w:pStyle w:val="ListParagraph"/>
-        <w:numPr>
-          <w:ilvl w:val="0"/>
-          <w:numId w:val="1"/>
-        </w:numPr>
-        <w:spacing w:after="60"/>
-      </w:pPr>
-      <w:r>
-        <w:t xml:space="preserve">UAE-subsidiary turnaround (Mirabelle Agro, temporarily disrupted by a facility relocation) is a stated future catalyst not yet reflected in FY26's 'brilliant' numbers</w:t>
-      </w:r>
-    </w:p>
-    <w:p>
-      <w:pPr>
-        <w:pStyle w:val="ListParagraph"/>
-        <w:numPr>
-          <w:ilvl w:val="0"/>
-          <w:numId w:val="1"/>
-        </w:numPr>
-        <w:spacing w:after="60"/>
-      </w:pPr>
-      <w:r>
-        <w:t xml:space="preserve">Clean promoter-pledge picture (0% pledged) and management guiding ~15% PAT growth for FY27 on visible advance-booking data</w:t>
+        <w:t xml:space="preserve">ValuePickr Community Signal</w:t>
+      </w:r>
+    </w:p>
+    <w:p>
+      <w:pPr>
+        <w:spacing w:after="120"/>
+      </w:pPr>
+      <w:r>
+        <w:t xml:space="preserve">Read the most recent 50 of 120 posts (2018-2026, first-time analysis). Long arc: 2018 Vijay-Kedia-driven retail hype and confusing shareholding-disclosure disputes, followed by a sharp crash and multi-year skepticism (2019, 'this company is just chaff'), then a 2025-2026 revival narrative built on import substitution (China halting fertilizer exports to India), a value/margin-mix inflection, and working-capital discipline. FY26 and Q1 FY27 prints have since validated the operational leg of that revival.</w:t>
+      </w:r>
+    </w:p>
+    <w:p>
+      <w:pPr>
+        <w:spacing w:after="120"/>
+      </w:pPr>
+      <w:r>
+        <w:rPr>
+          <w:b/>
+          <w:bCs/>
+          <w:sz w:val="20"/>
+          <w:szCs w:val="20"/>
+        </w:rPr>
+        <w:t xml:space="preserve">High-conviction call from a top contributor: </w:t>
+      </w:r>
+      <w:r>
+        <w:rPr>
+          <w:sz w:val="20"/>
+          <w:szCs w:val="20"/>
+        </w:rPr>
+        <w:t xml:space="preserve">vikasbargale (trusted, elevated) flagged the business as cash-positive for a decade with drastically improving debtor days/cash-conversion/working-capital cycles at 'such valuations' (Aug-2025), but also explicitly flagged regulatory price-control risk (citing the IEX precedent) and Chinese dumping risk as real caveats (Oct-2025). pranavpallod12 (trusted, elevated) built the 'turnaround &amp; import-substitution' thesis (Dec-2025, 9 loves) and most recently (Sep-2026, same-day posts) confirmed FY26 was a 'brilliant performance... without one of the major turnaround catalysts (UAE operations)' still to come, guiding ~15% PAT growth for FY27. Countervailing, older but substantive: a working-in-industry distributor (RadheyShyam_Aggarwal, 9 loves, 2018) said there's 'no brand pull' and ~100 similar micronutrient sellers compete purely on credit terms and margin-to-trade — a real, unresolved differentiation question the recent bulls don't directly address.</w:t>
       </w:r>
     </w:p>
     <w:p>
@@ -525,72 +2724,15 @@
         <w:spacing w:after="120" w:before="280"/>
       </w:pPr>
       <w:r>
-        <w:t xml:space="preserve">Bear Case / Key Risks</w:t>
-      </w:r>
-    </w:p>
-    <w:p>
-      <w:pPr>
-        <w:pStyle w:val="ListParagraph"/>
-        <w:numPr>
-          <w:ilvl w:val="0"/>
-          <w:numId w:val="1"/>
-        </w:numPr>
-        <w:spacing w:after="60"/>
-      </w:pPr>
-      <w:r>
-        <w:t xml:space="preserve">A genuine, unresolved differentiation question from an industry-insider distributor: ~100 similarly-sized companies sell comparable micronutrients with 'no brand pull,' competing purely on credit period and trade margin — this directly undercuts the 'chelation technology leadership' framing</w:t>
-      </w:r>
-    </w:p>
-    <w:p>
-      <w:pPr>
-        <w:pStyle w:val="ListParagraph"/>
-        <w:numPr>
-          <w:ilvl w:val="0"/>
-          <w:numId w:val="1"/>
-        </w:numPr>
-        <w:spacing w:after="60"/>
-      </w:pPr>
-      <w:r>
-        <w:t xml:space="preserve">10-year PAT growth prior to the recent inflection was extremely weak (Rs5cr to Rs8cr per a detailed 2019 forum critique) — this is a company with a real history of disappointing, not just a cyclical dip</w:t>
-      </w:r>
-    </w:p>
-    <w:p>
-      <w:pPr>
-        <w:pStyle w:val="ListParagraph"/>
-        <w:numPr>
-          <w:ilvl w:val="0"/>
-          <w:numId w:val="1"/>
-        </w:numPr>
-        <w:spacing w:after="60"/>
-      </w:pPr>
-      <w:r>
-        <w:t xml:space="preserve">Already lived through one full hype-and-crash cycle (2018 Vijay Kedia-driven rally, &gt;50% crash by 2019) — the current 2025-2026 bull narrative echoes some of the same 'story stock' pattern-matching risk</w:t>
-      </w:r>
-    </w:p>
-    <w:p>
-      <w:pPr>
-        <w:pStyle w:val="ListParagraph"/>
-        <w:numPr>
-          <w:ilvl w:val="0"/>
-          <w:numId w:val="1"/>
-        </w:numPr>
-        <w:spacing w:after="60"/>
-      </w:pPr>
-      <w:r>
-        <w:t xml:space="preserve">Regulatory price-control risk explicitly flagged by a trusted user (citing the recent IEX precedent) and Chinese-dumping risk both remain live, unresolved threats to the thesis</w:t>
-      </w:r>
-    </w:p>
-    <w:p>
-      <w:pPr>
-        <w:pStyle w:val="ListParagraph"/>
-        <w:numPr>
-          <w:ilvl w:val="0"/>
-          <w:numId w:val="1"/>
-        </w:numPr>
-        <w:spacing w:after="60"/>
-      </w:pPr>
-      <w:r>
-        <w:t xml:space="preserve">No live-theme match in the current active_themes.json — a bottom-up discovery candidate, not a thematic tailwind hit</w:t>
+        <w:t xml:space="preserve">BSE Corporate Actions / Other Red Flags</w:t>
+      </w:r>
+    </w:p>
+    <w:p>
+      <w:pPr>
+        <w:spacing w:after="120"/>
+      </w:pPr>
+      <w:r>
+        <w:t xml:space="preserve">Chairman's FY26 speech (per SITARA, Sep-2025) cites new product launches (Aries Ecoshield, Majorsol Soybean &amp; Pulses Special, Calmax, Zinc HD Gold) and equipment innovations. Q1 FY27 board meeting 11-Aug-2026. GST appellate authority confirmed a Rs 3.96 Cr demand for FY2018-19 (immaterial). No SEBI/fraud action found; promoter pledge 0%.</w:t>
       </w:r>
     </w:p>
     <w:p>
@@ -599,6 +2741,154 @@
         <w:spacing w:after="120" w:before="280"/>
       </w:pPr>
       <w:r>
+        <w:t xml:space="preserve">Bull Case</w:t>
+      </w:r>
+    </w:p>
+    <w:p>
+      <w:pPr>
+        <w:pStyle w:val="ListParagraph"/>
+        <w:numPr>
+          <w:ilvl w:val="0"/>
+          <w:numId w:val="1"/>
+        </w:numPr>
+        <w:spacing w:after="60"/>
+      </w:pPr>
+      <w:r>
+        <w:t xml:space="preserve">Genuine, now twice-confirmed margin-quality inflection: FY26 value growth (~19.6%) far outpaces volume growth (~1%); FY26 PAT +26.5%, Q1 FY27 PAT +48.7% on +16.3% revenue — mix-shift to higher-margin value-added products, not just price hikes</w:t>
+      </w:r>
+    </w:p>
+    <w:p>
+      <w:pPr>
+        <w:pStyle w:val="ListParagraph"/>
+        <w:numPr>
+          <w:ilvl w:val="0"/>
+          <w:numId w:val="1"/>
+        </w:numPr>
+        <w:spacing w:after="60"/>
+      </w:pPr>
+      <w:r>
+        <w:t xml:space="preserve">Balance-sheet transformation: working-capital cycle 89 -&gt; 64 days, debtor days sharply lower, D/E down to ~15% — cutting interest drag and freeing cash; independently verified by a trusted user as a decade-long improving trend</w:t>
+      </w:r>
+    </w:p>
+    <w:p>
+      <w:pPr>
+        <w:pStyle w:val="ListParagraph"/>
+        <w:numPr>
+          <w:ilvl w:val="0"/>
+          <w:numId w:val="1"/>
+        </w:numPr>
+        <w:spacing w:after="60"/>
+      </w:pPr>
+      <w:r>
+        <w:t xml:space="preserve">Import-substitution tailwind is specific and news-backed: China halted fertilizer exports to India; Aries doesn't source raw material from China and isn't in the general NPK/urea category subject to price control</w:t>
+      </w:r>
+    </w:p>
+    <w:p>
+      <w:pPr>
+        <w:pStyle w:val="ListParagraph"/>
+        <w:numPr>
+          <w:ilvl w:val="0"/>
+          <w:numId w:val="1"/>
+        </w:numPr>
+        <w:spacing w:after="60"/>
+      </w:pPr>
+      <w:r>
+        <w:t xml:space="preserve">Cheap: ~13x earnings / ~1.9x book against 21.2% ROCE, a rising dividend (Rs 2.50 FY26), 0% promoter pledge, and 5-yr sales/PAT CAGR of 15%/19%</w:t>
+      </w:r>
+    </w:p>
+    <w:p>
+      <w:pPr>
+        <w:pStyle w:val="ListParagraph"/>
+        <w:numPr>
+          <w:ilvl w:val="0"/>
+          <w:numId w:val="1"/>
+        </w:numPr>
+        <w:spacing w:after="60"/>
+      </w:pPr>
+      <w:r>
+        <w:t xml:space="preserve">UAE subsidiary (Mirabelle Agro), disrupted by a facility relocation, is a stated future catalyst not yet in FY26/Q1 FY27 numbers; management's ~15% FY27 PAT guide looks conservative vs the Q1 run-rate</w:t>
+      </w:r>
+    </w:p>
+    <w:p>
+      <w:pPr>
+        <w:pStyle w:val="Heading1"/>
+        <w:spacing w:after="120" w:before="280"/>
+      </w:pPr>
+      <w:r>
+        <w:t xml:space="preserve">Bear Case / Key Risks</w:t>
+      </w:r>
+    </w:p>
+    <w:p>
+      <w:pPr>
+        <w:pStyle w:val="ListParagraph"/>
+        <w:numPr>
+          <w:ilvl w:val="0"/>
+          <w:numId w:val="1"/>
+        </w:numPr>
+        <w:spacing w:after="60"/>
+      </w:pPr>
+      <w:r>
+        <w:t xml:space="preserve">Unresolved differentiation question from an industry-insider distributor: ~100 similarly-sized companies sell comparable micronutrients with 'no brand pull,' competing purely on credit period and trade margin — this directly undercuts the 'chelation technology leadership' framing and caps pricing power</w:t>
+      </w:r>
+    </w:p>
+    <w:p>
+      <w:pPr>
+        <w:pStyle w:val="ListParagraph"/>
+        <w:numPr>
+          <w:ilvl w:val="0"/>
+          <w:numId w:val="1"/>
+        </w:numPr>
+        <w:spacing w:after="60"/>
+      </w:pPr>
+      <w:r>
+        <w:t xml:space="preserve">10-year PAT growth prior to the recent inflection was extremely weak (Rs 5 Cr to Rs 8 Cr per a detailed 2019 forum critique) — a real history of disappointing, and the current bull narrative echoes some of the 2018 'story stock' pattern</w:t>
+      </w:r>
+    </w:p>
+    <w:p>
+      <w:pPr>
+        <w:pStyle w:val="ListParagraph"/>
+        <w:numPr>
+          <w:ilvl w:val="0"/>
+          <w:numId w:val="1"/>
+        </w:numPr>
+        <w:spacing w:after="60"/>
+      </w:pPr>
+      <w:r>
+        <w:t xml:space="preserve">Already lived through one full hype-and-crash cycle (2018 Vijay-Kedia rally, &gt;50% crash by 2019)</w:t>
+      </w:r>
+    </w:p>
+    <w:p>
+      <w:pPr>
+        <w:pStyle w:val="ListParagraph"/>
+        <w:numPr>
+          <w:ilvl w:val="0"/>
+          <w:numId w:val="1"/>
+        </w:numPr>
+        <w:spacing w:after="60"/>
+      </w:pPr>
+      <w:r>
+        <w:t xml:space="preserve">Regulatory price-control risk (trusted user cites the IEX precedent) and Chinese-dumping risk both remain live, unresolved threats</w:t>
+      </w:r>
+    </w:p>
+    <w:p>
+      <w:pPr>
+        <w:pStyle w:val="ListParagraph"/>
+        <w:numPr>
+          <w:ilvl w:val="0"/>
+          <w:numId w:val="1"/>
+        </w:numPr>
+        <w:spacing w:after="60"/>
+      </w:pPr>
+      <w:r>
+        <w:t xml:space="preserve">A literal 10x in 2-3 years from ~Rs 627 Cr requires ~78% CAGR the business is not delivering (it is a ~15-20% grower); the label here reflects a high-return small-cap re-rating candidate at capped conviction, not a base case</w:t>
+      </w:r>
+    </w:p>
+    <w:p>
+      <w:pPr>
+        <w:pStyle w:val="Heading1"/>
+        <w:spacing w:after="120" w:before="280"/>
+      </w:pPr>
+      <w:r>
         <w:t xml:space="preserve">Market-Cap Tier (informational — not a gate in this project)</w:t>
       </w:r>
     </w:p>
@@ -611,7 +2901,7 @@
           <w:b/>
           <w:bCs/>
         </w:rPr>
-        <w:t xml:space="preserve">Small-cap (~Rs 630 Cr)</w:t>
+        <w:t xml:space="preserve">Small-cap (~Rs 627 Cr)</w:t>
       </w:r>
     </w:p>
     <w:p>
@@ -662,7 +2952,7 @@
           <w:sz w:val="20"/>
           <w:szCs w:val="20"/>
         </w:rPr>
-        <w:t xml:space="preserve">Tailwind yes: specific, sourced import-substitution catalyst (China halted fertilizer exports to India) plus a genuine FY26 value/margin-mix inflection (19.6% value growth vs 1% volume growth). TAM weak: micronutrient/specialty-fertilizer niche is real but crowded, per an industry-insider trusted account of ~100 similar competitors. Moat weak: 'chelation technology leadership' claim is directly contested in-thread by someone in the distribution trade ('no brand pull'). Valuation yes: Rs630cr cap against 21.2% ROCE, a decade of cash-positive operation, and improving working-capital metrics per a trusted user's independent check.</w:t>
+        <w:t xml:space="preserve">Tailwind yes: low micronutrient penetration in Indian agriculture + a genuine, now twice-confirmed value/mix inflection (FY26 value +19.6% vs volume +1%; Q1 FY27 PAT +48.7%) + a specific sourced import-substitution catalyst (China halted fertilizer exports to India). TAM weak: micronutrient/specialty-fertilizer niche is real but fragmented — an industry-insider trusted account describes ~100 similar competitors, limiting the headroom for a 10x. Moat weak: 'chelation technology leadership' is contested in-thread by someone in the distribution trade ('no brand pull'; competition on credit terms). Valuation yes: ~Rs 627 Cr cap / ~13x earnings / ~1.9x book against 21.2% ROCE, rising dividend, 0% pledge, and a sharply improving working-capital profile. Score 3.0 -&gt; 10x label permitted, conviction caps at Medium.</w:t>
       </w:r>
     </w:p>
     <w:p>
@@ -685,59 +2975,59 @@
           <w:sz w:val="24"/>
           <w:szCs w:val="24"/>
         </w:rPr>
-        <w:t xml:space="preserve">A real margin-mix inflection with a specific import-substitution catalyst, but a crowded-market differentiation question and a prior boom-bust history keep conviction capped</w:t>
-      </w:r>
-    </w:p>
-    <w:p>
-      <w:pPr>
-        <w:pStyle w:val="ListParagraph"/>
-        <w:numPr>
-          <w:ilvl w:val="0"/>
-          <w:numId w:val="1"/>
-        </w:numPr>
-        <w:spacing w:after="60"/>
-      </w:pPr>
-      <w:r>
-        <w:t xml:space="preserve">No live-theme match — recency/discovery candidate (discover.py), not a thematic hit</w:t>
-      </w:r>
-    </w:p>
-    <w:p>
-      <w:pPr>
-        <w:pStyle w:val="ListParagraph"/>
-        <w:numPr>
-          <w:ilvl w:val="0"/>
-          <w:numId w:val="1"/>
-        </w:numPr>
-        <w:spacing w:after="60"/>
-      </w:pPr>
-      <w:r>
-        <w:t xml:space="preserve">Trailing-average-vs-live-inflection rule applied directly: weak historical (10yr) profit growth plus a genuine, quantified recent-year inflection (19.6% value growth on 1% volume growth) and a specific, sourced catalyst (China export halt/import substitution) — permits the 10x label at capped conviction with an explicit unconfirmed caveat</w:t>
-      </w:r>
-    </w:p>
-    <w:p>
-      <w:pPr>
-        <w:pStyle w:val="ListParagraph"/>
-        <w:numPr>
-          <w:ilvl w:val="0"/>
-          <w:numId w:val="1"/>
-        </w:numPr>
-        <w:spacing w:after="60"/>
-      </w:pPr>
-      <w:r>
-        <w:t xml:space="preserve">Four-box score 3.0 (tailwind yes, valuation yes, tam/moat weak) independently clears the bar; moat/tam kept weak given the trusted industry-insider's explicit 'no brand pull, ~100 similar sellers' critique, which the recent bullish posts don't directly rebut</w:t>
-      </w:r>
-    </w:p>
-    <w:p>
-      <w:pPr>
-        <w:pStyle w:val="ListParagraph"/>
-        <w:numPr>
-          <w:ilvl w:val="0"/>
-          <w:numId w:val="1"/>
-        </w:numPr>
-        <w:spacing w:after="60"/>
-      </w:pPr>
-      <w:r>
-        <w:t xml:space="preserve">Conviction capped at Medium given the crowded-market/differentiation question, real regulatory and Chinese-dumping risks flagged by a trusted user, and the stock's own history of a hype-driven boom-bust cycle in 2018-19</w:t>
+        <w:t xml:space="preserve">A real, now twice-confirmed margin-mix and working-capital inflection at a cheap ~13x, held back by a crowded 'no brand pull' market and a prior boom-bust — high-return small-cap re-rating candidate at capped (Medium) conviction</w:t>
+      </w:r>
+    </w:p>
+    <w:p>
+      <w:pPr>
+        <w:pStyle w:val="ListParagraph"/>
+        <w:numPr>
+          <w:ilvl w:val="0"/>
+          <w:numId w:val="1"/>
+        </w:numPr>
+        <w:spacing w:after="60"/>
+      </w:pPr>
+      <w:r>
+        <w:t xml:space="preserve">Trailing-average-vs-live-inflection rule applied directly: weak historical (10-yr) profit growth plus a genuine, quantified and now repeated recent inflection (FY26 value +19.6% on +1% volume, PAT +26.5%; Q1 FY27 PAT +48.7%) and a specific, sourced catalyst (China export halt / import substitution) — permits the 10x label at capped conviction with an explicit unconfirmed caveat.</w:t>
+      </w:r>
+    </w:p>
+    <w:p>
+      <w:pPr>
+        <w:pStyle w:val="ListParagraph"/>
+        <w:numPr>
+          <w:ilvl w:val="0"/>
+          <w:numId w:val="1"/>
+        </w:numPr>
+        <w:spacing w:after="60"/>
+      </w:pPr>
+      <w:r>
+        <w:t xml:space="preserve">Pass-1 deep read strengthens the operational case: working-capital cycle cut from 89 to 64 days, debtor days sharply down, D/E ~15%, ROCE 21.2%, dividend raised, 0% pledge; valuation still only ~13x / ~1.9x book. The Q1 FY27 run-rate is already beating management's conservative ~15% FY27 PAT guide, and the UAE turnaround is not yet in the numbers.</w:t>
+      </w:r>
+    </w:p>
+    <w:p>
+      <w:pPr>
+        <w:pStyle w:val="ListParagraph"/>
+        <w:numPr>
+          <w:ilvl w:val="0"/>
+          <w:numId w:val="1"/>
+        </w:numPr>
+        <w:spacing w:after="60"/>
+      </w:pPr>
+      <w:r>
+        <w:t xml:space="preserve">Four-box held at 3.0 (tailwind yes, valuation yes, tam weak, moat weak). Moat and TAM kept weak because the trusted industry-insider's 'no brand pull, ~100 similar sellers' critique is unrebutted by the recent bulls and is a genuine ceiling on pricing power and share capture.</w:t>
+      </w:r>
+    </w:p>
+    <w:p>
+      <w:pPr>
+        <w:pStyle w:val="ListParagraph"/>
+        <w:numPr>
+          <w:ilvl w:val="0"/>
+          <w:numId w:val="1"/>
+        </w:numPr>
+        <w:spacing w:after="60"/>
+      </w:pPr>
+      <w:r>
+        <w:t xml:space="preserve">Conviction held at Medium: the operational execution and cheap valuation argue for more, but the crowded-market differentiation question, the 2018-19 boom-bust precedent, and live regulatory/Chinese-dumping risks flagged by a trusted user keep it capped. Upgrade trigger: two more quarters of sustained margin-mix gains plus visible UAE contribution.</w:t>
       </w:r>
     </w:p>
     <w:p>

--- a/projects/valuepickr-open-screen/docs/Aries Agro.docx
+++ b/projects/valuepickr-open-screen/docs/Aries Agro.docx
@@ -3046,6 +3046,187 @@
           <w:szCs w:val="18"/>
         </w:rPr>
         <w:t xml:space="preserve">This is independent research and analysis for informational purposes only, not personalized financial or investment advice. Past multi-bagger performance and forum/social sentiment are not indicators of future returns. Do your own due diligence before investing.</w:t>
+      </w:r>
+    </w:p>
+    <w:p/>
+    <w:p>
+      <w:r>
+        <w:rPr>
+          <w:b/>
+          <w:sz w:val="28"/>
+        </w:rPr>
+        <w:t>🔄 RESEARCH UPDATE - 2026-10-05</w:t>
+      </w:r>
+    </w:p>
+    <w:p>
+      <w:r>
+        <w:rPr>
+          <w:b/>
+        </w:rPr>
+        <w:t>📊 Key Metrics:</w:t>
+      </w:r>
+    </w:p>
+    <w:p>
+      <w:pPr>
+        <w:ind w:left="360"/>
+      </w:pPr>
+      <w:r>
+        <w:t xml:space="preserve">  • Company: Aries Agro Ltd</w:t>
+      </w:r>
+    </w:p>
+    <w:p>
+      <w:pPr>
+        <w:ind w:left="360"/>
+      </w:pPr>
+      <w:r>
+        <w:t xml:space="preserve">  • Conviction: Not rated</w:t>
+      </w:r>
+    </w:p>
+    <w:p>
+      <w:pPr>
+        <w:ind w:left="360"/>
+      </w:pPr>
+      <w:r>
+        <w:t xml:space="preserve">  • Thesis: 10x-in-2-3-years</w:t>
+      </w:r>
+    </w:p>
+    <w:p>
+      <w:pPr>
+        <w:ind w:left="360"/>
+      </w:pPr>
+      <w:r>
+        <w:t xml:space="preserve">  • 4-Box Score: 3.0</w:t>
+      </w:r>
+    </w:p>
+    <w:p>
+      <w:pPr>
+        <w:ind w:left="360"/>
+      </w:pPr>
+      <w:r>
+        <w:t xml:space="preserve">  • Research Date: 2026-09-28</w:t>
+      </w:r>
+    </w:p>
+    <w:p>
+      <w:pPr>
+        <w:ind w:left="360"/>
+      </w:pPr>
+      <w:r>
+        <w:t xml:space="preserve">  • Red Flag: None</w:t>
+      </w:r>
+    </w:p>
+    <w:p/>
+    <w:p>
+      <w:r>
+        <w:rPr>
+          <w:b/>
+        </w:rPr>
+        <w:t>📝 Verdict:</w:t>
+      </w:r>
+    </w:p>
+    <w:p>
+      <w:pPr>
+        <w:ind w:left="360"/>
+      </w:pPr>
+      <w:r>
+        <w:t>A real, now twice-confirmed margin-mix and working-capital inflection at a cheap ~13x, held back by a crowded 'no brand pull' market and a prior boom-bust — high-return small-cap re-rating candidate at capped (Medium) conviction</w:t>
+      </w:r>
+    </w:p>
+    <w:p/>
+    <w:p>
+      <w:r>
+        <w:rPr>
+          <w:b/>
+        </w:rPr>
+        <w:t>📈 Bull Case:</w:t>
+      </w:r>
+    </w:p>
+    <w:p>
+      <w:pPr>
+        <w:ind w:left="360"/>
+      </w:pPr>
+      <w:r>
+        <w:t>Genuine, now twice-confirmed margin-quality inflection: FY26 value growth (~19.6%) far outpaces volume growth (~1%); FY26 PAT +26.5%, Q1 FY27 PAT +48.7% on +16.3% revenue — mix-shift to higher-margin value-added products, not just price hikes</w:t>
+      </w:r>
+    </w:p>
+    <w:p>
+      <w:pPr>
+        <w:ind w:left="360"/>
+      </w:pPr>
+      <w:r>
+        <w:t>Balance-sheet transformation: working-capital cycle 89 -&gt; 64 days, debtor days sharply lower, D/E down to ~15% — cutting interest drag and freeing cash; independently verified by a trusted user as a decade-long improving trend</w:t>
+      </w:r>
+    </w:p>
+    <w:p>
+      <w:pPr>
+        <w:ind w:left="360"/>
+      </w:pPr>
+      <w:r>
+        <w:t>Import-substitution tailwind is specific and news-backed: China halted fertilizer exports to India; Aries doesn't source raw material from China and isn't in the general NPK/urea category subject to price control</w:t>
+      </w:r>
+    </w:p>
+    <w:p>
+      <w:pPr>
+        <w:ind w:left="360"/>
+      </w:pPr>
+      <w:r>
+        <w:t>Cheap: ~13x earnings / ~1.9x book against 21.2% ROCE, a rising dividend (Rs 2.50 FY26), 0% promoter pledge, and 5-yr sales/PAT CAGR of 15%/19%</w:t>
+      </w:r>
+    </w:p>
+    <w:p>
+      <w:pPr>
+        <w:ind w:left="360"/>
+      </w:pPr>
+      <w:r>
+        <w:t>UAE subsidiary (Mirabelle Agro), disrupted by a facility relocation, is a stated future catalyst not yet in FY26/Q1 FY27 numbers; management's ~15% FY27 PAT guide looks conservative vs the Q1 run-rate</w:t>
+      </w:r>
+    </w:p>
+    <w:p/>
+    <w:p>
+      <w:r>
+        <w:rPr>
+          <w:b/>
+        </w:rPr>
+        <w:t>📉 Bear Case:</w:t>
+      </w:r>
+    </w:p>
+    <w:p>
+      <w:pPr>
+        <w:ind w:left="360"/>
+      </w:pPr>
+      <w:r>
+        <w:t>Unresolved differentiation question from an industry-insider distributor: ~100 similarly-sized companies sell comparable micronutrients with 'no brand pull,' competing purely on credit period and trade margin — this directly undercuts the 'chelation technology leadership' framing and caps pricing power</w:t>
+      </w:r>
+    </w:p>
+    <w:p>
+      <w:pPr>
+        <w:ind w:left="360"/>
+      </w:pPr>
+      <w:r>
+        <w:t>10-year PAT growth prior to the recent inflection was extremely weak (Rs 5 Cr to Rs 8 Cr per a detailed 2019 forum critique) — a real history of disappointing, and the current bull narrative echoes some of the 2018 'story stock' pattern</w:t>
+      </w:r>
+    </w:p>
+    <w:p>
+      <w:pPr>
+        <w:ind w:left="360"/>
+      </w:pPr>
+      <w:r>
+        <w:t>Already lived through one full hype-and-crash cycle (2018 Vijay-Kedia rally, &gt;50% crash by 2019)</w:t>
+      </w:r>
+    </w:p>
+    <w:p>
+      <w:pPr>
+        <w:ind w:left="360"/>
+      </w:pPr>
+      <w:r>
+        <w:t>Regulatory price-control risk (trusted user cites the IEX precedent) and Chinese-dumping risk both remain live, unresolved threats</w:t>
+      </w:r>
+    </w:p>
+    <w:p>
+      <w:pPr>
+        <w:ind w:left="360"/>
+      </w:pPr>
+      <w:r>
+        <w:t>A literal 10x in 2-3 years from ~Rs 627 Cr requires ~78% CAGR the business is not delivering (it is a ~15-20% grower); the label here reflects a high-return small-cap re-rating candidate at capped conviction, not a base case</w:t>
       </w:r>
     </w:p>
     <w:sectPr>
